--- a/Doc/Escopo do projeto.docx
+++ b/Doc/Escopo do projeto.docx
@@ -1,6 +1,6 @@
 
 <file path=word/document.xml><?xml version="1.0" encoding="utf-8"?>
-<w:document xmlns:wpc="http://schemas.microsoft.com/office/word/2010/wordprocessingCanvas" xmlns:cx="http://schemas.microsoft.com/office/drawing/2014/chartex" xmlns:cx1="http://schemas.microsoft.com/office/drawing/2015/9/8/chartex" xmlns:cx2="http://schemas.microsoft.com/office/drawing/2015/10/21/chartex" xmlns:cx3="http://schemas.microsoft.com/office/drawing/2016/5/9/chartex" xmlns:cx4="http://schemas.microsoft.com/office/drawing/2016/5/10/chartex" xmlns:cx5="http://schemas.microsoft.com/office/drawing/2016/5/11/chartex" xmlns:cx6="http://schemas.microsoft.com/office/drawing/2016/5/12/chartex" xmlns:cx7="http://schemas.microsoft.com/office/drawing/2016/5/13/chartex" xmlns:cx8="http://schemas.microsoft.com/office/drawing/2016/5/14/chartex" xmlns:mc="http://schemas.openxmlformats.org/markup-compatibility/2006" xmlns:aink="http://schemas.microsoft.com/office/drawing/2016/ink" xmlns:am3d="http://schemas.microsoft.com/office/drawing/2017/model3d" xmlns:o="urn:schemas-microsoft-com:office:office" xmlns:oel="http://schemas.microsoft.com/office/2019/extlst" xmlns:r="http://schemas.openxmlformats.org/officeDocument/2006/relationships" xmlns:m="http://schemas.openxmlformats.org/officeDocument/2006/math" xmlns:v="urn:schemas-microsoft-com:vml" xmlns:wp14="http://schemas.microsoft.com/office/word/2010/wordprocessingDrawing" xmlns:wp="http://schemas.openxmlformats.org/drawingml/2006/wordprocessingDrawing" xmlns:w10="urn:schemas-microsoft-com:office:word" xmlns:w="http://schemas.openxmlformats.org/wordprocessingml/2006/main" xmlns:w14="http://schemas.microsoft.com/office/word/2010/wordml" xmlns:w15="http://schemas.microsoft.com/office/word/2012/wordml" xmlns:w16cex="http://schemas.microsoft.com/office/word/2018/wordml/cex" xmlns:w16cid="http://schemas.microsoft.com/office/word/2016/wordml/cid" xmlns:w16="http://schemas.microsoft.com/office/word/2018/wordml" xmlns:w16du="http://schemas.microsoft.com/office/word/2023/wordml/word16du" xmlns:w16sdtdh="http://schemas.microsoft.com/office/word/2020/wordml/sdtdatahash" xmlns:w16sdtfl="http://schemas.microsoft.com/office/word/2024/wordml/sdtformatlock" xmlns:w16se="http://schemas.microsoft.com/office/word/2015/wordml/symex" xmlns:wpg="http://schemas.microsoft.com/office/word/2010/wordprocessingGroup" xmlns:wpi="http://schemas.microsoft.com/office/word/2010/wordprocessingInk" xmlns:wne="http://schemas.microsoft.com/office/word/2006/wordml" xmlns:wps="http://schemas.microsoft.com/office/word/2010/wordprocessingShape" mc:Ignorable="w14 w15 w16se w16cid w16 w16cex w16sdtdh w16sdtfl w16du wp14">
+<w:document xmlns:wpc="http://schemas.microsoft.com/office/word/2010/wordprocessingCanvas" xmlns:cx="http://schemas.microsoft.com/office/drawing/2014/chartex" xmlns:cx1="http://schemas.microsoft.com/office/drawing/2015/9/8/chartex" xmlns:cx2="http://schemas.microsoft.com/office/drawing/2015/10/21/chartex" xmlns:cx3="http://schemas.microsoft.com/office/drawing/2016/5/9/chartex" xmlns:cx4="http://schemas.microsoft.com/office/drawing/2016/5/10/chartex" xmlns:cx5="http://schemas.microsoft.com/office/drawing/2016/5/11/chartex" xmlns:cx6="http://schemas.microsoft.com/office/drawing/2016/5/12/chartex" xmlns:cx7="http://schemas.microsoft.com/office/drawing/2016/5/13/chartex" xmlns:cx8="http://schemas.microsoft.com/office/drawing/2016/5/14/chartex" xmlns:mc="http://schemas.openxmlformats.org/markup-compatibility/2006" xmlns:aink="http://schemas.microsoft.com/office/drawing/2016/ink" xmlns:am3d="http://schemas.microsoft.com/office/drawing/2017/model3d" xmlns:o="urn:schemas-microsoft-com:office:office" xmlns:r="http://schemas.openxmlformats.org/officeDocument/2006/relationships" xmlns:m="http://schemas.openxmlformats.org/officeDocument/2006/math" xmlns:v="urn:schemas-microsoft-com:vml" xmlns:wp14="http://schemas.microsoft.com/office/word/2010/wordprocessingDrawing" xmlns:wp="http://schemas.openxmlformats.org/drawingml/2006/wordprocessingDrawing" xmlns:w10="urn:schemas-microsoft-com:office:word" xmlns:w="http://schemas.openxmlformats.org/wordprocessingml/2006/main" xmlns:w14="http://schemas.microsoft.com/office/word/2010/wordml" xmlns:w15="http://schemas.microsoft.com/office/word/2012/wordml" xmlns:w16cid="http://schemas.microsoft.com/office/word/2016/wordml/cid" xmlns:w16se="http://schemas.microsoft.com/office/word/2015/wordml/symex" xmlns:wpg="http://schemas.microsoft.com/office/word/2010/wordprocessingGroup" xmlns:wpi="http://schemas.microsoft.com/office/word/2010/wordprocessingInk" xmlns:wne="http://schemas.microsoft.com/office/word/2006/wordml" xmlns:wps="http://schemas.microsoft.com/office/word/2010/wordprocessingShape" mc:Ignorable="w14 w15 w16se w16cid wp14">
   <w:body>
     <w:p>
       <w:r>
@@ -118,7 +118,7 @@
           </mc:Choice>
           <mc:Fallback>
             <w:pict>
-              <v:group w14:anchorId="2915FA5E" id="Agrupar 3" o:spid="_x0000_s1026" style="position:absolute;margin-left:373.8pt;margin-top:.15pt;width:425pt;height:195pt;z-index:251658240;mso-position-horizontal:right;mso-position-horizontal-relative:margin;mso-width-relative:margin;mso-height-relative:margin" coordsize="45339,27362" o:gfxdata="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">
+              <v:group w14:anchorId="2915FA5E" id="Agrupar 3" o:spid="_x0000_s1026" style="position:absolute;margin-left:373.8pt;margin-top:.15pt;width:425pt;height:195pt;z-index:251658240;mso-position-horizontal:right;mso-position-horizontal-relative:margin;mso-width-relative:margin;mso-height-relative:margin" coordsize="45339,27362" o:gfxdata="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">
                 <v:shapetype id="_x0000_t75" coordsize="21600,21600" o:spt="75" o:preferrelative="t" path="m@4@5l@4@11@9@11@9@5xe" filled="f" stroked="f">
                   <v:stroke joinstyle="miter"/>
                   <v:formulas>
@@ -229,19 +229,7 @@
           <w:lang w:eastAsia="pt-BR"/>
           <w14:ligatures w14:val="none"/>
         </w:rPr>
-        <w:t>SENAI</w:t>
-      </w:r>
-      <w:r>
-        <w:rPr>
-          <w:rFonts w:ascii="Arial" w:eastAsia="Times New Roman" w:hAnsi="Arial" w:cs="Arial"/>
-          <w:color w:val="000000"/>
-          <w:kern w:val="0"/>
-          <w:sz w:val="22"/>
-          <w:szCs w:val="22"/>
-          <w:lang w:eastAsia="pt-BR"/>
-          <w14:ligatures w14:val="none"/>
-        </w:rPr>
-        <w:t xml:space="preserve"> JOSÉ POLIZOTTO</w:t>
+        <w:t>SENAI JOSÉ POLIZOTTO</w:t>
       </w:r>
     </w:p>
     <w:p>
@@ -850,11 +838,1369 @@
         </w:rPr>
       </w:pPr>
     </w:p>
-    <w:p>
-      <w:pPr>
-        <w:pStyle w:val="NormalWeb"/>
-        <w:spacing w:after="0"/>
-        <w:jc w:val="center"/>
+    <w:tbl>
+      <w:tblPr>
+        <w:tblStyle w:val="Tabelacomgrade"/>
+        <w:tblW w:w="0" w:type="auto"/>
+        <w:tblLook w:val="04A0" w:firstRow="1" w:lastRow="0" w:firstColumn="1" w:lastColumn="0" w:noHBand="0" w:noVBand="1"/>
+      </w:tblPr>
+      <w:tblGrid>
+        <w:gridCol w:w="2132"/>
+        <w:gridCol w:w="2182"/>
+        <w:gridCol w:w="2431"/>
+        <w:gridCol w:w="1749"/>
+      </w:tblGrid>
+      <w:tr>
+        <w:tc>
+          <w:tcPr>
+            <w:tcW w:w="8494" w:type="dxa"/>
+            <w:gridSpan w:val="4"/>
+          </w:tcPr>
+          <w:p>
+            <w:pPr>
+              <w:pStyle w:val="NormalWeb"/>
+              <w:jc w:val="center"/>
+              <w:rPr>
+                <w:rFonts w:ascii="Arial" w:eastAsia="Times New Roman" w:hAnsi="Arial" w:cs="Arial"/>
+                <w:b/>
+                <w:color w:val="000000"/>
+                <w:kern w:val="0"/>
+                <w:sz w:val="22"/>
+                <w:szCs w:val="22"/>
+                <w:lang w:eastAsia="pt-BR"/>
+                <w14:ligatures w14:val="none"/>
+              </w:rPr>
+            </w:pPr>
+            <w:r>
+              <w:rPr>
+                <w:rFonts w:ascii="Arial" w:eastAsia="Times New Roman" w:hAnsi="Arial" w:cs="Arial"/>
+                <w:b/>
+                <w:color w:val="000000"/>
+                <w:kern w:val="0"/>
+                <w:sz w:val="22"/>
+                <w:szCs w:val="22"/>
+                <w:lang w:eastAsia="pt-BR"/>
+                <w14:ligatures w14:val="none"/>
+              </w:rPr>
+              <w:lastRenderedPageBreak/>
+              <w:t>CONTROLE DE VERSÕES</w:t>
+            </w:r>
+          </w:p>
+        </w:tc>
+      </w:tr>
+      <w:tr>
+        <w:tc>
+          <w:tcPr>
+            <w:tcW w:w="2132" w:type="dxa"/>
+          </w:tcPr>
+          <w:p>
+            <w:pPr>
+              <w:pStyle w:val="NormalWeb"/>
+              <w:rPr>
+                <w:rFonts w:ascii="Arial" w:eastAsia="Times New Roman" w:hAnsi="Arial" w:cs="Arial"/>
+                <w:b/>
+                <w:color w:val="000000"/>
+                <w:kern w:val="0"/>
+                <w:sz w:val="22"/>
+                <w:szCs w:val="22"/>
+                <w:lang w:eastAsia="pt-BR"/>
+                <w14:ligatures w14:val="none"/>
+              </w:rPr>
+            </w:pPr>
+            <w:r>
+              <w:rPr>
+                <w:rFonts w:ascii="Arial" w:eastAsia="Times New Roman" w:hAnsi="Arial" w:cs="Arial"/>
+                <w:b/>
+                <w:color w:val="000000"/>
+                <w:kern w:val="0"/>
+                <w:sz w:val="22"/>
+                <w:szCs w:val="22"/>
+                <w:lang w:eastAsia="pt-BR"/>
+                <w14:ligatures w14:val="none"/>
+              </w:rPr>
+              <w:t xml:space="preserve">VERSÃO </w:t>
+            </w:r>
+          </w:p>
+        </w:tc>
+        <w:tc>
+          <w:tcPr>
+            <w:tcW w:w="2182" w:type="dxa"/>
+          </w:tcPr>
+          <w:p>
+            <w:pPr>
+              <w:pStyle w:val="NormalWeb"/>
+              <w:rPr>
+                <w:rFonts w:ascii="Arial" w:eastAsia="Times New Roman" w:hAnsi="Arial" w:cs="Arial"/>
+                <w:b/>
+                <w:color w:val="000000"/>
+                <w:kern w:val="0"/>
+                <w:sz w:val="22"/>
+                <w:szCs w:val="22"/>
+                <w:lang w:eastAsia="pt-BR"/>
+                <w14:ligatures w14:val="none"/>
+              </w:rPr>
+            </w:pPr>
+            <w:r>
+              <w:rPr>
+                <w:rFonts w:ascii="Arial" w:eastAsia="Times New Roman" w:hAnsi="Arial" w:cs="Arial"/>
+                <w:b/>
+                <w:color w:val="000000"/>
+                <w:kern w:val="0"/>
+                <w:sz w:val="22"/>
+                <w:szCs w:val="22"/>
+                <w:lang w:eastAsia="pt-BR"/>
+                <w14:ligatures w14:val="none"/>
+              </w:rPr>
+              <w:t>AUTOR (ES)</w:t>
+            </w:r>
+          </w:p>
+        </w:tc>
+        <w:tc>
+          <w:tcPr>
+            <w:tcW w:w="2431" w:type="dxa"/>
+          </w:tcPr>
+          <w:p>
+            <w:pPr>
+              <w:pStyle w:val="NormalWeb"/>
+              <w:rPr>
+                <w:rFonts w:ascii="Arial" w:eastAsia="Times New Roman" w:hAnsi="Arial" w:cs="Arial"/>
+                <w:b/>
+                <w:color w:val="000000"/>
+                <w:kern w:val="0"/>
+                <w:sz w:val="22"/>
+                <w:szCs w:val="22"/>
+                <w:lang w:eastAsia="pt-BR"/>
+                <w14:ligatures w14:val="none"/>
+              </w:rPr>
+            </w:pPr>
+            <w:r>
+              <w:rPr>
+                <w:rFonts w:ascii="Arial" w:eastAsia="Times New Roman" w:hAnsi="Arial" w:cs="Arial"/>
+                <w:b/>
+                <w:color w:val="000000"/>
+                <w:kern w:val="0"/>
+                <w:sz w:val="22"/>
+                <w:szCs w:val="22"/>
+                <w:lang w:eastAsia="pt-BR"/>
+                <w14:ligatures w14:val="none"/>
+              </w:rPr>
+              <w:t>DESCRIÇÃO</w:t>
+            </w:r>
+          </w:p>
+        </w:tc>
+        <w:tc>
+          <w:tcPr>
+            <w:tcW w:w="1749" w:type="dxa"/>
+          </w:tcPr>
+          <w:p>
+            <w:pPr>
+              <w:pStyle w:val="NormalWeb"/>
+              <w:rPr>
+                <w:rFonts w:ascii="Arial" w:eastAsia="Times New Roman" w:hAnsi="Arial" w:cs="Arial"/>
+                <w:b/>
+                <w:color w:val="000000"/>
+                <w:kern w:val="0"/>
+                <w:sz w:val="22"/>
+                <w:szCs w:val="22"/>
+                <w:lang w:eastAsia="pt-BR"/>
+                <w14:ligatures w14:val="none"/>
+              </w:rPr>
+            </w:pPr>
+            <w:r>
+              <w:rPr>
+                <w:rFonts w:ascii="Arial" w:eastAsia="Times New Roman" w:hAnsi="Arial" w:cs="Arial"/>
+                <w:b/>
+                <w:color w:val="000000"/>
+                <w:kern w:val="0"/>
+                <w:sz w:val="22"/>
+                <w:szCs w:val="22"/>
+                <w:lang w:eastAsia="pt-BR"/>
+                <w14:ligatures w14:val="none"/>
+              </w:rPr>
+              <w:t>DATAS</w:t>
+            </w:r>
+          </w:p>
+        </w:tc>
+      </w:tr>
+      <w:tr>
+        <w:tc>
+          <w:tcPr>
+            <w:tcW w:w="2132" w:type="dxa"/>
+          </w:tcPr>
+          <w:p>
+            <w:pPr>
+              <w:pStyle w:val="NormalWeb"/>
+              <w:rPr>
+                <w:rFonts w:ascii="Arial" w:eastAsia="Times New Roman" w:hAnsi="Arial" w:cs="Arial"/>
+                <w:b/>
+                <w:color w:val="000000"/>
+                <w:kern w:val="0"/>
+                <w:sz w:val="22"/>
+                <w:szCs w:val="22"/>
+                <w:lang w:eastAsia="pt-BR"/>
+                <w14:ligatures w14:val="none"/>
+              </w:rPr>
+            </w:pPr>
+            <w:r>
+              <w:rPr>
+                <w:rFonts w:ascii="Arial" w:eastAsia="Times New Roman" w:hAnsi="Arial" w:cs="Arial"/>
+                <w:b/>
+                <w:color w:val="000000"/>
+                <w:kern w:val="0"/>
+                <w:sz w:val="22"/>
+                <w:szCs w:val="22"/>
+                <w:lang w:eastAsia="pt-BR"/>
+                <w14:ligatures w14:val="none"/>
+              </w:rPr>
+              <w:t>1.0</w:t>
+            </w:r>
+          </w:p>
+        </w:tc>
+        <w:tc>
+          <w:tcPr>
+            <w:tcW w:w="2182" w:type="dxa"/>
+          </w:tcPr>
+          <w:p>
+            <w:pPr>
+              <w:pStyle w:val="NormalWeb"/>
+              <w:rPr>
+                <w:rFonts w:ascii="Arial" w:eastAsia="Times New Roman" w:hAnsi="Arial" w:cs="Arial"/>
+                <w:b/>
+                <w:color w:val="000000"/>
+                <w:kern w:val="0"/>
+                <w:sz w:val="22"/>
+                <w:szCs w:val="22"/>
+                <w:lang w:eastAsia="pt-BR"/>
+                <w14:ligatures w14:val="none"/>
+              </w:rPr>
+            </w:pPr>
+            <w:r>
+              <w:rPr>
+                <w:rFonts w:ascii="Arial" w:eastAsia="Times New Roman" w:hAnsi="Arial" w:cs="Arial"/>
+                <w:b/>
+                <w:color w:val="000000"/>
+                <w:kern w:val="0"/>
+                <w:sz w:val="22"/>
+                <w:szCs w:val="22"/>
+                <w:lang w:eastAsia="pt-BR"/>
+                <w14:ligatures w14:val="none"/>
+              </w:rPr>
+              <w:t xml:space="preserve">LUISA </w:t>
+            </w:r>
+          </w:p>
+          <w:p>
+            <w:pPr>
+              <w:pStyle w:val="NormalWeb"/>
+              <w:rPr>
+                <w:rFonts w:ascii="Arial" w:eastAsia="Times New Roman" w:hAnsi="Arial" w:cs="Arial"/>
+                <w:b/>
+                <w:color w:val="000000"/>
+                <w:kern w:val="0"/>
+                <w:sz w:val="22"/>
+                <w:szCs w:val="22"/>
+                <w:lang w:eastAsia="pt-BR"/>
+                <w14:ligatures w14:val="none"/>
+              </w:rPr>
+            </w:pPr>
+            <w:r>
+              <w:rPr>
+                <w:rFonts w:ascii="Arial" w:eastAsia="Times New Roman" w:hAnsi="Arial" w:cs="Arial"/>
+                <w:b/>
+                <w:color w:val="000000"/>
+                <w:kern w:val="0"/>
+                <w:sz w:val="22"/>
+                <w:szCs w:val="22"/>
+                <w:lang w:eastAsia="pt-BR"/>
+                <w14:ligatures w14:val="none"/>
+              </w:rPr>
+              <w:t>RAFAELA</w:t>
+            </w:r>
+          </w:p>
+          <w:p>
+            <w:pPr>
+              <w:pStyle w:val="NormalWeb"/>
+              <w:rPr>
+                <w:rFonts w:ascii="Arial" w:eastAsia="Times New Roman" w:hAnsi="Arial" w:cs="Arial"/>
+                <w:b/>
+                <w:color w:val="000000"/>
+                <w:kern w:val="0"/>
+                <w:sz w:val="22"/>
+                <w:szCs w:val="22"/>
+                <w:lang w:eastAsia="pt-BR"/>
+                <w14:ligatures w14:val="none"/>
+              </w:rPr>
+            </w:pPr>
+            <w:r>
+              <w:rPr>
+                <w:rFonts w:ascii="Arial" w:eastAsia="Times New Roman" w:hAnsi="Arial" w:cs="Arial"/>
+                <w:b/>
+                <w:color w:val="000000"/>
+                <w:kern w:val="0"/>
+                <w:sz w:val="22"/>
+                <w:szCs w:val="22"/>
+                <w:lang w:eastAsia="pt-BR"/>
+                <w14:ligatures w14:val="none"/>
+              </w:rPr>
+              <w:t>CLARA</w:t>
+            </w:r>
+          </w:p>
+          <w:p>
+            <w:pPr>
+              <w:pStyle w:val="NormalWeb"/>
+              <w:rPr>
+                <w:rFonts w:ascii="Arial" w:eastAsia="Times New Roman" w:hAnsi="Arial" w:cs="Arial"/>
+                <w:b/>
+                <w:color w:val="000000"/>
+                <w:kern w:val="0"/>
+                <w:sz w:val="22"/>
+                <w:szCs w:val="22"/>
+                <w:lang w:eastAsia="pt-BR"/>
+                <w14:ligatures w14:val="none"/>
+              </w:rPr>
+            </w:pPr>
+            <w:r>
+              <w:rPr>
+                <w:rFonts w:ascii="Arial" w:eastAsia="Times New Roman" w:hAnsi="Arial" w:cs="Arial"/>
+                <w:b/>
+                <w:color w:val="000000"/>
+                <w:kern w:val="0"/>
+                <w:sz w:val="22"/>
+                <w:szCs w:val="22"/>
+                <w:lang w:eastAsia="pt-BR"/>
+                <w14:ligatures w14:val="none"/>
+              </w:rPr>
+              <w:t>MANU</w:t>
+            </w:r>
+          </w:p>
+        </w:tc>
+        <w:tc>
+          <w:tcPr>
+            <w:tcW w:w="2431" w:type="dxa"/>
+          </w:tcPr>
+          <w:p>
+            <w:pPr>
+              <w:pStyle w:val="NormalWeb"/>
+              <w:rPr>
+                <w:rFonts w:ascii="Arial" w:eastAsia="Times New Roman" w:hAnsi="Arial" w:cs="Arial"/>
+                <w:b/>
+                <w:color w:val="000000"/>
+                <w:kern w:val="0"/>
+                <w:sz w:val="22"/>
+                <w:szCs w:val="22"/>
+                <w:lang w:eastAsia="pt-BR"/>
+                <w14:ligatures w14:val="none"/>
+              </w:rPr>
+            </w:pPr>
+            <w:r>
+              <w:rPr>
+                <w:rFonts w:ascii="Arial" w:eastAsia="Times New Roman" w:hAnsi="Arial" w:cs="Arial"/>
+                <w:b/>
+                <w:color w:val="000000"/>
+                <w:kern w:val="0"/>
+                <w:sz w:val="22"/>
+                <w:szCs w:val="22"/>
+                <w:lang w:eastAsia="pt-BR"/>
+                <w14:ligatures w14:val="none"/>
+              </w:rPr>
+              <w:t xml:space="preserve">ELABORAÇÃO DA DESCRIÇÃO E JUSTIFICATIVA DO PROJETO </w:t>
+            </w:r>
+          </w:p>
+        </w:tc>
+        <w:tc>
+          <w:tcPr>
+            <w:tcW w:w="1749" w:type="dxa"/>
+          </w:tcPr>
+          <w:p>
+            <w:pPr>
+              <w:pStyle w:val="NormalWeb"/>
+              <w:jc w:val="center"/>
+              <w:rPr>
+                <w:rFonts w:ascii="Arial" w:eastAsia="Times New Roman" w:hAnsi="Arial" w:cs="Arial"/>
+                <w:b/>
+                <w:color w:val="000000"/>
+                <w:kern w:val="0"/>
+                <w:sz w:val="22"/>
+                <w:szCs w:val="22"/>
+                <w:lang w:eastAsia="pt-BR"/>
+                <w14:ligatures w14:val="none"/>
+              </w:rPr>
+            </w:pPr>
+            <w:r>
+              <w:rPr>
+                <w:rFonts w:ascii="Arial" w:eastAsia="Times New Roman" w:hAnsi="Arial" w:cs="Arial"/>
+                <w:b/>
+                <w:color w:val="000000"/>
+                <w:kern w:val="0"/>
+                <w:sz w:val="22"/>
+                <w:szCs w:val="22"/>
+                <w:lang w:eastAsia="pt-BR"/>
+                <w14:ligatures w14:val="none"/>
+              </w:rPr>
+              <w:t>09/03/2026</w:t>
+            </w:r>
+          </w:p>
+        </w:tc>
+      </w:tr>
+      <w:tr>
+        <w:tc>
+          <w:tcPr>
+            <w:tcW w:w="2132" w:type="dxa"/>
+          </w:tcPr>
+          <w:p>
+            <w:pPr>
+              <w:pStyle w:val="NormalWeb"/>
+              <w:rPr>
+                <w:rFonts w:ascii="Arial" w:eastAsia="Times New Roman" w:hAnsi="Arial" w:cs="Arial"/>
+                <w:b/>
+                <w:color w:val="000000"/>
+                <w:kern w:val="0"/>
+                <w:sz w:val="22"/>
+                <w:szCs w:val="22"/>
+                <w:lang w:eastAsia="pt-BR"/>
+                <w14:ligatures w14:val="none"/>
+              </w:rPr>
+            </w:pPr>
+            <w:r>
+              <w:rPr>
+                <w:rFonts w:ascii="Arial" w:eastAsia="Times New Roman" w:hAnsi="Arial" w:cs="Arial"/>
+                <w:b/>
+                <w:color w:val="000000"/>
+                <w:kern w:val="0"/>
+                <w:sz w:val="22"/>
+                <w:szCs w:val="22"/>
+                <w:lang w:eastAsia="pt-BR"/>
+                <w14:ligatures w14:val="none"/>
+              </w:rPr>
+              <w:t>1.1</w:t>
+            </w:r>
+          </w:p>
+        </w:tc>
+        <w:tc>
+          <w:tcPr>
+            <w:tcW w:w="2182" w:type="dxa"/>
+          </w:tcPr>
+          <w:p>
+            <w:pPr>
+              <w:pStyle w:val="NormalWeb"/>
+              <w:rPr>
+                <w:rFonts w:ascii="Arial" w:eastAsia="Times New Roman" w:hAnsi="Arial" w:cs="Arial"/>
+                <w:b/>
+                <w:color w:val="000000"/>
+                <w:kern w:val="0"/>
+                <w:sz w:val="22"/>
+                <w:szCs w:val="22"/>
+                <w:lang w:eastAsia="pt-BR"/>
+                <w14:ligatures w14:val="none"/>
+              </w:rPr>
+            </w:pPr>
+            <w:r>
+              <w:rPr>
+                <w:rFonts w:ascii="Arial" w:eastAsia="Times New Roman" w:hAnsi="Arial" w:cs="Arial"/>
+                <w:b/>
+                <w:color w:val="000000"/>
+                <w:kern w:val="0"/>
+                <w:sz w:val="22"/>
+                <w:szCs w:val="22"/>
+                <w:lang w:eastAsia="pt-BR"/>
+                <w14:ligatures w14:val="none"/>
+              </w:rPr>
+              <w:t>CLARA</w:t>
+            </w:r>
+          </w:p>
+        </w:tc>
+        <w:tc>
+          <w:tcPr>
+            <w:tcW w:w="2431" w:type="dxa"/>
+          </w:tcPr>
+          <w:p>
+            <w:pPr>
+              <w:pStyle w:val="NormalWeb"/>
+              <w:rPr>
+                <w:rFonts w:ascii="Arial" w:eastAsia="Times New Roman" w:hAnsi="Arial" w:cs="Arial"/>
+                <w:b/>
+                <w:color w:val="000000"/>
+                <w:kern w:val="0"/>
+                <w:sz w:val="22"/>
+                <w:szCs w:val="22"/>
+                <w:lang w:eastAsia="pt-BR"/>
+                <w14:ligatures w14:val="none"/>
+              </w:rPr>
+            </w:pPr>
+            <w:r>
+              <w:rPr>
+                <w:rFonts w:ascii="Arial" w:eastAsia="Times New Roman" w:hAnsi="Arial" w:cs="Arial"/>
+                <w:b/>
+                <w:color w:val="000000"/>
+                <w:kern w:val="0"/>
+                <w:sz w:val="22"/>
+                <w:szCs w:val="22"/>
+                <w:lang w:eastAsia="pt-BR"/>
+                <w14:ligatures w14:val="none"/>
+              </w:rPr>
+              <w:t>ELABORAÇÃO DOS OBJETIVOS DO PROJETO.</w:t>
+            </w:r>
+          </w:p>
+        </w:tc>
+        <w:tc>
+          <w:tcPr>
+            <w:tcW w:w="1749" w:type="dxa"/>
+          </w:tcPr>
+          <w:p>
+            <w:pPr>
+              <w:pStyle w:val="NormalWeb"/>
+              <w:jc w:val="center"/>
+              <w:rPr>
+                <w:rFonts w:ascii="Arial" w:eastAsia="Times New Roman" w:hAnsi="Arial" w:cs="Arial"/>
+                <w:b/>
+                <w:color w:val="000000"/>
+                <w:kern w:val="0"/>
+                <w:sz w:val="22"/>
+                <w:szCs w:val="22"/>
+                <w:lang w:eastAsia="pt-BR"/>
+                <w14:ligatures w14:val="none"/>
+              </w:rPr>
+            </w:pPr>
+            <w:r>
+              <w:rPr>
+                <w:rFonts w:ascii="Arial" w:eastAsia="Times New Roman" w:hAnsi="Arial" w:cs="Arial"/>
+                <w:b/>
+                <w:color w:val="000000"/>
+                <w:kern w:val="0"/>
+                <w:sz w:val="22"/>
+                <w:szCs w:val="22"/>
+                <w:lang w:eastAsia="pt-BR"/>
+                <w14:ligatures w14:val="none"/>
+              </w:rPr>
+              <w:t>11/03/2026</w:t>
+            </w:r>
+          </w:p>
+        </w:tc>
+      </w:tr>
+      <w:tr>
+        <w:tc>
+          <w:tcPr>
+            <w:tcW w:w="2132" w:type="dxa"/>
+          </w:tcPr>
+          <w:p>
+            <w:pPr>
+              <w:pStyle w:val="NormalWeb"/>
+              <w:rPr>
+                <w:rFonts w:ascii="Arial" w:eastAsia="Times New Roman" w:hAnsi="Arial" w:cs="Arial"/>
+                <w:b/>
+                <w:color w:val="000000"/>
+                <w:kern w:val="0"/>
+                <w:sz w:val="22"/>
+                <w:szCs w:val="22"/>
+                <w:lang w:eastAsia="pt-BR"/>
+                <w14:ligatures w14:val="none"/>
+              </w:rPr>
+            </w:pPr>
+            <w:r>
+              <w:rPr>
+                <w:rFonts w:ascii="Arial" w:eastAsia="Times New Roman" w:hAnsi="Arial" w:cs="Arial"/>
+                <w:b/>
+                <w:color w:val="000000"/>
+                <w:kern w:val="0"/>
+                <w:sz w:val="22"/>
+                <w:szCs w:val="22"/>
+                <w:lang w:eastAsia="pt-BR"/>
+                <w14:ligatures w14:val="none"/>
+              </w:rPr>
+              <w:t>1.2</w:t>
+            </w:r>
+          </w:p>
+          <w:p>
+            <w:pPr>
+              <w:pStyle w:val="NormalWeb"/>
+              <w:rPr>
+                <w:rFonts w:ascii="Arial" w:eastAsia="Times New Roman" w:hAnsi="Arial" w:cs="Arial"/>
+                <w:b/>
+                <w:color w:val="000000"/>
+                <w:kern w:val="0"/>
+                <w:sz w:val="22"/>
+                <w:szCs w:val="22"/>
+                <w:lang w:eastAsia="pt-BR"/>
+                <w14:ligatures w14:val="none"/>
+              </w:rPr>
+            </w:pPr>
+          </w:p>
+        </w:tc>
+        <w:tc>
+          <w:tcPr>
+            <w:tcW w:w="2182" w:type="dxa"/>
+          </w:tcPr>
+          <w:p>
+            <w:pPr>
+              <w:pStyle w:val="NormalWeb"/>
+              <w:rPr>
+                <w:rFonts w:ascii="Arial" w:eastAsia="Times New Roman" w:hAnsi="Arial" w:cs="Arial"/>
+                <w:b/>
+                <w:color w:val="000000"/>
+                <w:kern w:val="0"/>
+                <w:sz w:val="22"/>
+                <w:szCs w:val="22"/>
+                <w:lang w:eastAsia="pt-BR"/>
+                <w14:ligatures w14:val="none"/>
+              </w:rPr>
+            </w:pPr>
+            <w:r>
+              <w:rPr>
+                <w:rFonts w:ascii="Arial" w:eastAsia="Times New Roman" w:hAnsi="Arial" w:cs="Arial"/>
+                <w:b/>
+                <w:color w:val="000000"/>
+                <w:kern w:val="0"/>
+                <w:sz w:val="22"/>
+                <w:szCs w:val="22"/>
+                <w:lang w:eastAsia="pt-BR"/>
+                <w14:ligatures w14:val="none"/>
+              </w:rPr>
+              <w:t>LUÍSA</w:t>
+            </w:r>
+          </w:p>
+        </w:tc>
+        <w:tc>
+          <w:tcPr>
+            <w:tcW w:w="2431" w:type="dxa"/>
+          </w:tcPr>
+          <w:p>
+            <w:pPr>
+              <w:pStyle w:val="NormalWeb"/>
+              <w:rPr>
+                <w:rFonts w:ascii="Arial" w:eastAsia="Times New Roman" w:hAnsi="Arial" w:cs="Arial"/>
+                <w:b/>
+                <w:color w:val="000000"/>
+                <w:kern w:val="0"/>
+                <w:sz w:val="22"/>
+                <w:szCs w:val="22"/>
+                <w:lang w:eastAsia="pt-BR"/>
+                <w14:ligatures w14:val="none"/>
+              </w:rPr>
+            </w:pPr>
+            <w:r>
+              <w:rPr>
+                <w:rFonts w:ascii="Arial" w:eastAsia="Times New Roman" w:hAnsi="Arial" w:cs="Arial"/>
+                <w:b/>
+                <w:color w:val="000000"/>
+                <w:kern w:val="0"/>
+                <w:sz w:val="22"/>
+                <w:szCs w:val="22"/>
+                <w:lang w:eastAsia="pt-BR"/>
+                <w14:ligatures w14:val="none"/>
+              </w:rPr>
+              <w:t>ELABORAÇÃO DOS REQUISITOS FUNCIONAIS E NÃO FUNCIONAIS.</w:t>
+            </w:r>
+          </w:p>
+          <w:p>
+            <w:pPr>
+              <w:pStyle w:val="NormalWeb"/>
+              <w:rPr>
+                <w:rFonts w:ascii="Arial" w:eastAsia="Times New Roman" w:hAnsi="Arial" w:cs="Arial"/>
+                <w:b/>
+                <w:color w:val="000000"/>
+                <w:kern w:val="0"/>
+                <w:sz w:val="22"/>
+                <w:szCs w:val="22"/>
+                <w:lang w:eastAsia="pt-BR"/>
+                <w14:ligatures w14:val="none"/>
+              </w:rPr>
+            </w:pPr>
+          </w:p>
+        </w:tc>
+        <w:tc>
+          <w:tcPr>
+            <w:tcW w:w="1749" w:type="dxa"/>
+          </w:tcPr>
+          <w:p>
+            <w:pPr>
+              <w:pStyle w:val="NormalWeb"/>
+              <w:jc w:val="center"/>
+              <w:rPr>
+                <w:rFonts w:ascii="Arial" w:eastAsia="Times New Roman" w:hAnsi="Arial" w:cs="Arial"/>
+                <w:b/>
+                <w:color w:val="000000"/>
+                <w:kern w:val="0"/>
+                <w:sz w:val="22"/>
+                <w:szCs w:val="22"/>
+                <w:lang w:eastAsia="pt-BR"/>
+                <w14:ligatures w14:val="none"/>
+              </w:rPr>
+            </w:pPr>
+            <w:r>
+              <w:rPr>
+                <w:rFonts w:ascii="Arial" w:eastAsia="Times New Roman" w:hAnsi="Arial" w:cs="Arial"/>
+                <w:b/>
+                <w:color w:val="000000"/>
+                <w:kern w:val="0"/>
+                <w:sz w:val="22"/>
+                <w:szCs w:val="22"/>
+                <w:lang w:eastAsia="pt-BR"/>
+                <w14:ligatures w14:val="none"/>
+              </w:rPr>
+              <w:t>16/03/2026</w:t>
+            </w:r>
+          </w:p>
+        </w:tc>
+      </w:tr>
+      <w:tr>
+        <w:tc>
+          <w:tcPr>
+            <w:tcW w:w="2132" w:type="dxa"/>
+          </w:tcPr>
+          <w:p>
+            <w:pPr>
+              <w:pStyle w:val="NormalWeb"/>
+              <w:rPr>
+                <w:rFonts w:ascii="Arial" w:eastAsia="Times New Roman" w:hAnsi="Arial" w:cs="Arial"/>
+                <w:b/>
+                <w:color w:val="000000"/>
+                <w:kern w:val="0"/>
+                <w:sz w:val="22"/>
+                <w:szCs w:val="22"/>
+                <w:lang w:eastAsia="pt-BR"/>
+                <w14:ligatures w14:val="none"/>
+              </w:rPr>
+            </w:pPr>
+            <w:r>
+              <w:rPr>
+                <w:rFonts w:ascii="Arial" w:eastAsia="Times New Roman" w:hAnsi="Arial" w:cs="Arial"/>
+                <w:b/>
+                <w:color w:val="000000"/>
+                <w:kern w:val="0"/>
+                <w:sz w:val="22"/>
+                <w:szCs w:val="22"/>
+                <w:lang w:eastAsia="pt-BR"/>
+                <w14:ligatures w14:val="none"/>
+              </w:rPr>
+              <w:t>1.3</w:t>
+            </w:r>
+          </w:p>
+        </w:tc>
+        <w:tc>
+          <w:tcPr>
+            <w:tcW w:w="2182" w:type="dxa"/>
+          </w:tcPr>
+          <w:p>
+            <w:pPr>
+              <w:pStyle w:val="NormalWeb"/>
+              <w:rPr>
+                <w:rFonts w:ascii="Arial" w:eastAsia="Times New Roman" w:hAnsi="Arial" w:cs="Arial"/>
+                <w:b/>
+                <w:color w:val="000000"/>
+                <w:kern w:val="0"/>
+                <w:sz w:val="22"/>
+                <w:szCs w:val="22"/>
+                <w:lang w:eastAsia="pt-BR"/>
+                <w14:ligatures w14:val="none"/>
+              </w:rPr>
+            </w:pPr>
+            <w:r>
+              <w:rPr>
+                <w:rFonts w:ascii="Arial" w:eastAsia="Times New Roman" w:hAnsi="Arial" w:cs="Arial"/>
+                <w:b/>
+                <w:color w:val="000000"/>
+                <w:kern w:val="0"/>
+                <w:sz w:val="22"/>
+                <w:szCs w:val="22"/>
+                <w:lang w:eastAsia="pt-BR"/>
+                <w14:ligatures w14:val="none"/>
+              </w:rPr>
+              <w:t>LUÍSA</w:t>
+            </w:r>
+          </w:p>
+        </w:tc>
+        <w:tc>
+          <w:tcPr>
+            <w:tcW w:w="2431" w:type="dxa"/>
+          </w:tcPr>
+          <w:p>
+            <w:pPr>
+              <w:pStyle w:val="NormalWeb"/>
+              <w:rPr>
+                <w:rFonts w:ascii="Arial" w:eastAsia="Times New Roman" w:hAnsi="Arial" w:cs="Arial"/>
+                <w:b/>
+                <w:color w:val="000000"/>
+                <w:kern w:val="0"/>
+                <w:sz w:val="22"/>
+                <w:szCs w:val="22"/>
+                <w:lang w:eastAsia="pt-BR"/>
+                <w14:ligatures w14:val="none"/>
+              </w:rPr>
+            </w:pPr>
+            <w:r>
+              <w:rPr>
+                <w:rFonts w:ascii="Arial" w:eastAsia="Times New Roman" w:hAnsi="Arial" w:cs="Arial"/>
+                <w:b/>
+                <w:color w:val="000000"/>
+                <w:kern w:val="0"/>
+                <w:sz w:val="22"/>
+                <w:szCs w:val="22"/>
+                <w:lang w:eastAsia="pt-BR"/>
+                <w14:ligatures w14:val="none"/>
+              </w:rPr>
+              <w:t>ELABORAÇÃO DO CRONOGRAMA DO PROJETO E GRÁFICO DE ATIVIDADES</w:t>
+            </w:r>
+          </w:p>
+        </w:tc>
+        <w:tc>
+          <w:tcPr>
+            <w:tcW w:w="1749" w:type="dxa"/>
+          </w:tcPr>
+          <w:p>
+            <w:pPr>
+              <w:pStyle w:val="NormalWeb"/>
+              <w:jc w:val="center"/>
+              <w:rPr>
+                <w:rFonts w:ascii="Arial" w:eastAsia="Times New Roman" w:hAnsi="Arial" w:cs="Arial"/>
+                <w:b/>
+                <w:color w:val="000000"/>
+                <w:kern w:val="0"/>
+                <w:sz w:val="22"/>
+                <w:szCs w:val="22"/>
+                <w:lang w:eastAsia="pt-BR"/>
+                <w14:ligatures w14:val="none"/>
+              </w:rPr>
+            </w:pPr>
+            <w:r>
+              <w:rPr>
+                <w:rFonts w:ascii="Arial" w:eastAsia="Times New Roman" w:hAnsi="Arial" w:cs="Arial"/>
+                <w:b/>
+                <w:color w:val="000000"/>
+                <w:kern w:val="0"/>
+                <w:sz w:val="22"/>
+                <w:szCs w:val="22"/>
+                <w:lang w:eastAsia="pt-BR"/>
+                <w14:ligatures w14:val="none"/>
+              </w:rPr>
+              <w:t>16/03/2026</w:t>
+            </w:r>
+          </w:p>
+        </w:tc>
+      </w:tr>
+      <w:tr>
+        <w:tc>
+          <w:tcPr>
+            <w:tcW w:w="2132" w:type="dxa"/>
+          </w:tcPr>
+          <w:p>
+            <w:pPr>
+              <w:pStyle w:val="NormalWeb"/>
+              <w:rPr>
+                <w:rFonts w:ascii="Arial" w:eastAsia="Times New Roman" w:hAnsi="Arial" w:cs="Arial"/>
+                <w:b/>
+                <w:color w:val="000000"/>
+                <w:kern w:val="0"/>
+                <w:sz w:val="22"/>
+                <w:szCs w:val="22"/>
+                <w:lang w:eastAsia="pt-BR"/>
+                <w14:ligatures w14:val="none"/>
+              </w:rPr>
+            </w:pPr>
+            <w:r>
+              <w:rPr>
+                <w:rFonts w:ascii="Arial" w:eastAsia="Times New Roman" w:hAnsi="Arial" w:cs="Arial"/>
+                <w:b/>
+                <w:color w:val="000000"/>
+                <w:kern w:val="0"/>
+                <w:sz w:val="22"/>
+                <w:szCs w:val="22"/>
+                <w:lang w:eastAsia="pt-BR"/>
+                <w14:ligatures w14:val="none"/>
+              </w:rPr>
+              <w:t>1.4</w:t>
+            </w:r>
+          </w:p>
+        </w:tc>
+        <w:tc>
+          <w:tcPr>
+            <w:tcW w:w="2182" w:type="dxa"/>
+          </w:tcPr>
+          <w:p>
+            <w:pPr>
+              <w:pStyle w:val="NormalWeb"/>
+              <w:rPr>
+                <w:rFonts w:ascii="Arial" w:eastAsia="Times New Roman" w:hAnsi="Arial" w:cs="Arial"/>
+                <w:b/>
+                <w:color w:val="000000"/>
+                <w:kern w:val="0"/>
+                <w:sz w:val="22"/>
+                <w:szCs w:val="22"/>
+                <w:lang w:eastAsia="pt-BR"/>
+                <w14:ligatures w14:val="none"/>
+              </w:rPr>
+            </w:pPr>
+            <w:r>
+              <w:rPr>
+                <w:rFonts w:ascii="Arial" w:eastAsia="Times New Roman" w:hAnsi="Arial" w:cs="Arial"/>
+                <w:b/>
+                <w:color w:val="000000"/>
+                <w:kern w:val="0"/>
+                <w:sz w:val="22"/>
+                <w:szCs w:val="22"/>
+                <w:lang w:eastAsia="pt-BR"/>
+                <w14:ligatures w14:val="none"/>
+              </w:rPr>
+              <w:t xml:space="preserve">CLARA, MANU </w:t>
+            </w:r>
+          </w:p>
+        </w:tc>
+        <w:tc>
+          <w:tcPr>
+            <w:tcW w:w="2431" w:type="dxa"/>
+          </w:tcPr>
+          <w:p>
+            <w:pPr>
+              <w:pStyle w:val="NormalWeb"/>
+              <w:rPr>
+                <w:rFonts w:ascii="Arial" w:eastAsia="Times New Roman" w:hAnsi="Arial" w:cs="Arial"/>
+                <w:b/>
+                <w:color w:val="000000"/>
+                <w:kern w:val="0"/>
+                <w:sz w:val="22"/>
+                <w:szCs w:val="22"/>
+                <w:lang w:eastAsia="pt-BR"/>
+                <w14:ligatures w14:val="none"/>
+              </w:rPr>
+            </w:pPr>
+            <w:r>
+              <w:rPr>
+                <w:rFonts w:ascii="Arial" w:eastAsia="Times New Roman" w:hAnsi="Arial" w:cs="Arial"/>
+                <w:b/>
+                <w:color w:val="000000"/>
+                <w:kern w:val="0"/>
+                <w:sz w:val="22"/>
+                <w:szCs w:val="22"/>
+                <w:lang w:eastAsia="pt-BR"/>
+                <w14:ligatures w14:val="none"/>
+              </w:rPr>
+              <w:t xml:space="preserve">REVISÃO DOS REQUISITOS </w:t>
+            </w:r>
+          </w:p>
+        </w:tc>
+        <w:tc>
+          <w:tcPr>
+            <w:tcW w:w="1749" w:type="dxa"/>
+          </w:tcPr>
+          <w:p>
+            <w:pPr>
+              <w:pStyle w:val="NormalWeb"/>
+              <w:jc w:val="center"/>
+              <w:rPr>
+                <w:rFonts w:ascii="Arial" w:eastAsia="Times New Roman" w:hAnsi="Arial" w:cs="Arial"/>
+                <w:b/>
+                <w:color w:val="000000"/>
+                <w:kern w:val="0"/>
+                <w:sz w:val="22"/>
+                <w:szCs w:val="22"/>
+                <w:lang w:eastAsia="pt-BR"/>
+                <w14:ligatures w14:val="none"/>
+              </w:rPr>
+            </w:pPr>
+            <w:r>
+              <w:rPr>
+                <w:rFonts w:ascii="Arial" w:eastAsia="Times New Roman" w:hAnsi="Arial" w:cs="Arial"/>
+                <w:b/>
+                <w:color w:val="000000"/>
+                <w:kern w:val="0"/>
+                <w:sz w:val="22"/>
+                <w:szCs w:val="22"/>
+                <w:lang w:eastAsia="pt-BR"/>
+                <w14:ligatures w14:val="none"/>
+              </w:rPr>
+              <w:t>18/03/2026</w:t>
+            </w:r>
+          </w:p>
+        </w:tc>
+      </w:tr>
+      <w:tr>
+        <w:tc>
+          <w:tcPr>
+            <w:tcW w:w="2132" w:type="dxa"/>
+          </w:tcPr>
+          <w:p>
+            <w:pPr>
+              <w:pStyle w:val="NormalWeb"/>
+              <w:rPr>
+                <w:rFonts w:ascii="Arial" w:eastAsia="Times New Roman" w:hAnsi="Arial" w:cs="Arial"/>
+                <w:b/>
+                <w:color w:val="000000"/>
+                <w:kern w:val="0"/>
+                <w:sz w:val="22"/>
+                <w:szCs w:val="22"/>
+                <w:lang w:eastAsia="pt-BR"/>
+                <w14:ligatures w14:val="none"/>
+              </w:rPr>
+            </w:pPr>
+            <w:r>
+              <w:rPr>
+                <w:rFonts w:ascii="Arial" w:eastAsia="Times New Roman" w:hAnsi="Arial" w:cs="Arial"/>
+                <w:b/>
+                <w:color w:val="000000"/>
+                <w:kern w:val="0"/>
+                <w:sz w:val="22"/>
+                <w:szCs w:val="22"/>
+                <w:lang w:eastAsia="pt-BR"/>
+                <w14:ligatures w14:val="none"/>
+              </w:rPr>
+              <w:t>1.5</w:t>
+            </w:r>
+          </w:p>
+        </w:tc>
+        <w:tc>
+          <w:tcPr>
+            <w:tcW w:w="2182" w:type="dxa"/>
+          </w:tcPr>
+          <w:p>
+            <w:pPr>
+              <w:pStyle w:val="NormalWeb"/>
+              <w:rPr>
+                <w:rFonts w:ascii="Arial" w:eastAsia="Times New Roman" w:hAnsi="Arial" w:cs="Arial"/>
+                <w:b/>
+                <w:color w:val="000000"/>
+                <w:kern w:val="0"/>
+                <w:sz w:val="22"/>
+                <w:szCs w:val="22"/>
+                <w:lang w:eastAsia="pt-BR"/>
+                <w14:ligatures w14:val="none"/>
+              </w:rPr>
+            </w:pPr>
+            <w:r>
+              <w:rPr>
+                <w:rFonts w:ascii="Arial" w:eastAsia="Times New Roman" w:hAnsi="Arial" w:cs="Arial"/>
+                <w:b/>
+                <w:color w:val="000000"/>
+                <w:kern w:val="0"/>
+                <w:sz w:val="22"/>
+                <w:szCs w:val="22"/>
+                <w:lang w:eastAsia="pt-BR"/>
+                <w14:ligatures w14:val="none"/>
+              </w:rPr>
+              <w:t>LUÍSA</w:t>
+            </w:r>
+          </w:p>
+          <w:p>
+            <w:pPr>
+              <w:pStyle w:val="NormalWeb"/>
+              <w:rPr>
+                <w:rFonts w:ascii="Arial" w:eastAsia="Times New Roman" w:hAnsi="Arial" w:cs="Arial"/>
+                <w:b/>
+                <w:color w:val="000000"/>
+                <w:kern w:val="0"/>
+                <w:sz w:val="22"/>
+                <w:szCs w:val="22"/>
+                <w:lang w:eastAsia="pt-BR"/>
+                <w14:ligatures w14:val="none"/>
+              </w:rPr>
+            </w:pPr>
+            <w:r>
+              <w:rPr>
+                <w:rFonts w:ascii="Arial" w:eastAsia="Times New Roman" w:hAnsi="Arial" w:cs="Arial"/>
+                <w:b/>
+                <w:color w:val="000000"/>
+                <w:kern w:val="0"/>
+                <w:sz w:val="22"/>
+                <w:szCs w:val="22"/>
+                <w:lang w:eastAsia="pt-BR"/>
+                <w14:ligatures w14:val="none"/>
+              </w:rPr>
+              <w:t>RAFAELA</w:t>
+            </w:r>
+          </w:p>
+          <w:p>
+            <w:pPr>
+              <w:pStyle w:val="NormalWeb"/>
+              <w:rPr>
+                <w:rFonts w:ascii="Arial" w:eastAsia="Times New Roman" w:hAnsi="Arial" w:cs="Arial"/>
+                <w:b/>
+                <w:color w:val="000000"/>
+                <w:kern w:val="0"/>
+                <w:sz w:val="22"/>
+                <w:szCs w:val="22"/>
+                <w:lang w:eastAsia="pt-BR"/>
+                <w14:ligatures w14:val="none"/>
+              </w:rPr>
+            </w:pPr>
+            <w:r>
+              <w:rPr>
+                <w:rFonts w:ascii="Arial" w:eastAsia="Times New Roman" w:hAnsi="Arial" w:cs="Arial"/>
+                <w:b/>
+                <w:color w:val="000000"/>
+                <w:kern w:val="0"/>
+                <w:sz w:val="22"/>
+                <w:szCs w:val="22"/>
+                <w:lang w:eastAsia="pt-BR"/>
+                <w14:ligatures w14:val="none"/>
+              </w:rPr>
+              <w:t>CLARA</w:t>
+            </w:r>
+          </w:p>
+          <w:p>
+            <w:pPr>
+              <w:pStyle w:val="NormalWeb"/>
+              <w:rPr>
+                <w:rFonts w:ascii="Arial" w:eastAsia="Times New Roman" w:hAnsi="Arial" w:cs="Arial"/>
+                <w:b/>
+                <w:color w:val="000000"/>
+                <w:kern w:val="0"/>
+                <w:sz w:val="22"/>
+                <w:szCs w:val="22"/>
+                <w:lang w:eastAsia="pt-BR"/>
+                <w14:ligatures w14:val="none"/>
+              </w:rPr>
+            </w:pPr>
+            <w:r>
+              <w:rPr>
+                <w:rFonts w:ascii="Arial" w:eastAsia="Times New Roman" w:hAnsi="Arial" w:cs="Arial"/>
+                <w:b/>
+                <w:color w:val="000000"/>
+                <w:kern w:val="0"/>
+                <w:sz w:val="22"/>
+                <w:szCs w:val="22"/>
+                <w:lang w:eastAsia="pt-BR"/>
+                <w14:ligatures w14:val="none"/>
+              </w:rPr>
+              <w:t>MANU</w:t>
+            </w:r>
+          </w:p>
+        </w:tc>
+        <w:tc>
+          <w:tcPr>
+            <w:tcW w:w="2431" w:type="dxa"/>
+          </w:tcPr>
+          <w:p>
+            <w:pPr>
+              <w:pStyle w:val="NormalWeb"/>
+              <w:rPr>
+                <w:rFonts w:ascii="Arial" w:eastAsia="Times New Roman" w:hAnsi="Arial" w:cs="Arial"/>
+                <w:b/>
+                <w:color w:val="000000"/>
+                <w:kern w:val="0"/>
+                <w:sz w:val="22"/>
+                <w:szCs w:val="22"/>
+                <w:lang w:eastAsia="pt-BR"/>
+                <w14:ligatures w14:val="none"/>
+              </w:rPr>
+            </w:pPr>
+            <w:r>
+              <w:rPr>
+                <w:rFonts w:ascii="Arial" w:eastAsia="Times New Roman" w:hAnsi="Arial" w:cs="Arial"/>
+                <w:b/>
+                <w:color w:val="000000"/>
+                <w:kern w:val="0"/>
+                <w:sz w:val="22"/>
+                <w:szCs w:val="22"/>
+                <w:lang w:eastAsia="pt-BR"/>
+                <w14:ligatures w14:val="none"/>
+              </w:rPr>
+              <w:t xml:space="preserve">REVISÃO FINAL DO ESCOPO </w:t>
+            </w:r>
+          </w:p>
+        </w:tc>
+        <w:tc>
+          <w:tcPr>
+            <w:tcW w:w="1749" w:type="dxa"/>
+          </w:tcPr>
+          <w:p>
+            <w:pPr>
+              <w:pStyle w:val="NormalWeb"/>
+              <w:jc w:val="center"/>
+              <w:rPr>
+                <w:rFonts w:ascii="Arial" w:eastAsia="Times New Roman" w:hAnsi="Arial" w:cs="Arial"/>
+                <w:b/>
+                <w:color w:val="000000"/>
+                <w:kern w:val="0"/>
+                <w:sz w:val="22"/>
+                <w:szCs w:val="22"/>
+                <w:lang w:eastAsia="pt-BR"/>
+                <w14:ligatures w14:val="none"/>
+              </w:rPr>
+            </w:pPr>
+            <w:r>
+              <w:rPr>
+                <w:rFonts w:ascii="Arial" w:eastAsia="Times New Roman" w:hAnsi="Arial" w:cs="Arial"/>
+                <w:b/>
+                <w:color w:val="000000"/>
+                <w:kern w:val="0"/>
+                <w:sz w:val="22"/>
+                <w:szCs w:val="22"/>
+                <w:lang w:eastAsia="pt-BR"/>
+                <w14:ligatures w14:val="none"/>
+              </w:rPr>
+              <w:t>18/03/2026</w:t>
+            </w:r>
+          </w:p>
+        </w:tc>
+      </w:tr>
+    </w:tbl>
+    <w:p>
+      <w:pPr>
+        <w:pStyle w:val="NormalWeb"/>
+        <w:spacing w:after="0"/>
+        <w:rPr>
+          <w:rFonts w:ascii="Arial" w:eastAsia="Times New Roman" w:hAnsi="Arial" w:cs="Arial"/>
+          <w:b/>
+          <w:color w:val="000000"/>
+          <w:kern w:val="0"/>
+          <w:sz w:val="22"/>
+          <w:szCs w:val="22"/>
+          <w:lang w:eastAsia="pt-BR"/>
+          <w14:ligatures w14:val="none"/>
+        </w:rPr>
+      </w:pPr>
+    </w:p>
+    <w:p>
+      <w:pPr>
+        <w:pStyle w:val="NormalWeb"/>
+        <w:spacing w:after="0"/>
+        <w:rPr>
+          <w:rFonts w:ascii="Arial" w:eastAsia="Times New Roman" w:hAnsi="Arial" w:cs="Arial"/>
+          <w:color w:val="000000"/>
+          <w:kern w:val="0"/>
+          <w:sz w:val="22"/>
+          <w:szCs w:val="22"/>
+          <w:lang w:eastAsia="pt-BR"/>
+          <w14:ligatures w14:val="none"/>
+        </w:rPr>
+      </w:pPr>
+    </w:p>
+    <w:p>
+      <w:pPr>
+        <w:pStyle w:val="NormalWeb"/>
+        <w:spacing w:after="0"/>
+        <w:rPr>
+          <w:rFonts w:ascii="Arial" w:eastAsia="Times New Roman" w:hAnsi="Arial" w:cs="Arial"/>
+          <w:color w:val="000000"/>
+          <w:kern w:val="0"/>
+          <w:sz w:val="22"/>
+          <w:szCs w:val="22"/>
+          <w:lang w:eastAsia="pt-BR"/>
+          <w14:ligatures w14:val="none"/>
+        </w:rPr>
+      </w:pPr>
+    </w:p>
+    <w:p>
+      <w:pPr>
+        <w:pStyle w:val="NormalWeb"/>
+        <w:spacing w:after="0"/>
+        <w:rPr>
+          <w:rFonts w:ascii="Arial" w:eastAsia="Times New Roman" w:hAnsi="Arial" w:cs="Arial"/>
+          <w:color w:val="000000"/>
+          <w:kern w:val="0"/>
+          <w:sz w:val="22"/>
+          <w:szCs w:val="22"/>
+          <w:lang w:eastAsia="pt-BR"/>
+          <w14:ligatures w14:val="none"/>
+        </w:rPr>
+      </w:pPr>
+    </w:p>
+    <w:p>
+      <w:pPr>
+        <w:pStyle w:val="NormalWeb"/>
+        <w:spacing w:after="0"/>
+        <w:rPr>
+          <w:rFonts w:ascii="Arial" w:eastAsia="Times New Roman" w:hAnsi="Arial" w:cs="Arial"/>
+          <w:color w:val="000000"/>
+          <w:kern w:val="0"/>
+          <w:sz w:val="22"/>
+          <w:szCs w:val="22"/>
+          <w:lang w:eastAsia="pt-BR"/>
+          <w14:ligatures w14:val="none"/>
+        </w:rPr>
+      </w:pPr>
+    </w:p>
+    <w:p>
+      <w:pPr>
+        <w:pStyle w:val="NormalWeb"/>
+        <w:spacing w:after="0"/>
+        <w:rPr>
+          <w:rFonts w:ascii="Arial" w:eastAsia="Times New Roman" w:hAnsi="Arial" w:cs="Arial"/>
+          <w:color w:val="000000"/>
+          <w:kern w:val="0"/>
+          <w:sz w:val="22"/>
+          <w:szCs w:val="22"/>
+          <w:lang w:eastAsia="pt-BR"/>
+          <w14:ligatures w14:val="none"/>
+        </w:rPr>
+      </w:pPr>
+    </w:p>
+    <w:p>
+      <w:pPr>
+        <w:pStyle w:val="NormalWeb"/>
+        <w:spacing w:after="0"/>
+        <w:rPr>
+          <w:rFonts w:ascii="Arial" w:eastAsia="Times New Roman" w:hAnsi="Arial" w:cs="Arial"/>
+          <w:color w:val="000000"/>
+          <w:kern w:val="0"/>
+          <w:sz w:val="22"/>
+          <w:szCs w:val="22"/>
+          <w:lang w:eastAsia="pt-BR"/>
+          <w14:ligatures w14:val="none"/>
+        </w:rPr>
+      </w:pPr>
+    </w:p>
+    <w:p>
+      <w:pPr>
+        <w:pStyle w:val="NormalWeb"/>
+        <w:spacing w:after="0"/>
+        <w:rPr>
+          <w:rFonts w:ascii="Arial" w:eastAsia="Times New Roman" w:hAnsi="Arial" w:cs="Arial"/>
+          <w:color w:val="000000"/>
+          <w:kern w:val="0"/>
+          <w:sz w:val="22"/>
+          <w:szCs w:val="22"/>
+          <w:lang w:eastAsia="pt-BR"/>
+          <w14:ligatures w14:val="none"/>
+        </w:rPr>
+      </w:pPr>
+    </w:p>
+    <w:p>
+      <w:pPr>
+        <w:pStyle w:val="NormalWeb"/>
+        <w:spacing w:after="0"/>
+        <w:rPr>
+          <w:rFonts w:ascii="Arial" w:eastAsia="Times New Roman" w:hAnsi="Arial" w:cs="Arial"/>
+          <w:color w:val="000000"/>
+          <w:kern w:val="0"/>
+          <w:sz w:val="22"/>
+          <w:szCs w:val="22"/>
+          <w:lang w:eastAsia="pt-BR"/>
+          <w14:ligatures w14:val="none"/>
+        </w:rPr>
+      </w:pPr>
+    </w:p>
+    <w:p>
+      <w:pPr>
+        <w:pStyle w:val="NormalWeb"/>
+        <w:spacing w:after="0"/>
+        <w:rPr>
+          <w:rFonts w:ascii="Arial" w:eastAsia="Times New Roman" w:hAnsi="Arial" w:cs="Arial"/>
+          <w:color w:val="000000"/>
+          <w:kern w:val="0"/>
+          <w:sz w:val="22"/>
+          <w:szCs w:val="22"/>
+          <w:lang w:eastAsia="pt-BR"/>
+          <w14:ligatures w14:val="none"/>
+        </w:rPr>
+      </w:pPr>
+    </w:p>
+    <w:p>
+      <w:pPr>
+        <w:pStyle w:val="NormalWeb"/>
+        <w:spacing w:after="0"/>
+        <w:rPr>
+          <w:rFonts w:ascii="Arial" w:eastAsia="Times New Roman" w:hAnsi="Arial" w:cs="Arial"/>
+          <w:color w:val="000000"/>
+          <w:kern w:val="0"/>
+          <w:sz w:val="22"/>
+          <w:szCs w:val="22"/>
+          <w:lang w:eastAsia="pt-BR"/>
+          <w14:ligatures w14:val="none"/>
+        </w:rPr>
+      </w:pPr>
+    </w:p>
+    <w:p>
+      <w:pPr>
+        <w:pStyle w:val="NormalWeb"/>
+        <w:spacing w:after="0"/>
         <w:rPr>
           <w:rFonts w:ascii="Arial" w:eastAsia="Times New Roman" w:hAnsi="Arial" w:cs="Arial"/>
           <w:color w:val="000000"/>
@@ -940,9 +2286,15 @@
           <w:lang w:eastAsia="pt-BR"/>
           <w14:ligatures w14:val="none"/>
         </w:rPr>
-        <w:t xml:space="preserve">O projeto consiste no desenvolvimento de um sistema de </w:t>
+        <w:t>O projeto consiste no desenvolvimento de um sistema de iluminação</w:t>
       </w:r>
-      <w:r>
+    </w:p>
+    <w:p>
+      <w:pPr>
+        <w:pStyle w:val="NormalWeb"/>
+        <w:spacing w:after="0"/>
+        <w:ind w:left="720"/>
+        <w:jc w:val="both"/>
         <w:rPr>
           <w:rFonts w:ascii="Arial" w:eastAsia="Times New Roman" w:hAnsi="Arial" w:cs="Arial"/>
           <w:color w:val="000000"/>
@@ -952,7 +2304,44 @@
           <w:lang w:eastAsia="pt-BR"/>
           <w14:ligatures w14:val="none"/>
         </w:rPr>
-        <w:t>iluminação</w:t>
+      </w:pPr>
+      <w:r>
+        <w:rPr>
+          <w:rFonts w:ascii="Arial" w:eastAsia="Times New Roman" w:hAnsi="Arial" w:cs="Arial"/>
+          <w:color w:val="000000"/>
+          <w:kern w:val="0"/>
+          <w:sz w:val="20"/>
+          <w:szCs w:val="20"/>
+          <w:lang w:eastAsia="pt-BR"/>
+          <w14:ligatures w14:val="none"/>
+        </w:rPr>
+        <w:t>inteligente baseado em Internet das Coisas (</w:t>
+      </w:r>
+      <w:proofErr w:type="spellStart"/>
+      <w:r>
+        <w:rPr>
+          <w:rFonts w:ascii="Arial" w:eastAsia="Times New Roman" w:hAnsi="Arial" w:cs="Arial"/>
+          <w:color w:val="000000"/>
+          <w:kern w:val="0"/>
+          <w:sz w:val="20"/>
+          <w:szCs w:val="20"/>
+          <w:lang w:eastAsia="pt-BR"/>
+          <w14:ligatures w14:val="none"/>
+        </w:rPr>
+        <w:t>IoT</w:t>
+      </w:r>
+      <w:proofErr w:type="spellEnd"/>
+      <w:r>
+        <w:rPr>
+          <w:rFonts w:ascii="Arial" w:eastAsia="Times New Roman" w:hAnsi="Arial" w:cs="Arial"/>
+          <w:color w:val="000000"/>
+          <w:kern w:val="0"/>
+          <w:sz w:val="20"/>
+          <w:szCs w:val="20"/>
+          <w:lang w:eastAsia="pt-BR"/>
+          <w14:ligatures w14:val="none"/>
+        </w:rPr>
+        <w:t>), utilizando LEDs</w:t>
       </w:r>
     </w:p>
     <w:p>
@@ -981,8 +2370,9 @@
           <w:lang w:eastAsia="pt-BR"/>
           <w14:ligatures w14:val="none"/>
         </w:rPr>
-        <w:t xml:space="preserve">inteligente baseado em Internet das Coisas (IoT), utilizando </w:t>
+        <w:t xml:space="preserve">integrados a sensores de luminosidade </w:t>
       </w:r>
+      <w:proofErr w:type="spellStart"/>
       <w:r>
         <w:rPr>
           <w:rFonts w:ascii="Arial" w:eastAsia="Times New Roman" w:hAnsi="Arial" w:cs="Arial"/>
@@ -993,15 +2383,10 @@
           <w:lang w:eastAsia="pt-BR"/>
           <w14:ligatures w14:val="none"/>
         </w:rPr>
-        <w:t>LEDs</w:t>
+        <w:t>ldr</w:t>
       </w:r>
-    </w:p>
-    <w:p>
-      <w:pPr>
-        <w:pStyle w:val="NormalWeb"/>
-        <w:spacing w:after="0"/>
-        <w:ind w:left="720"/>
-        <w:jc w:val="both"/>
+      <w:proofErr w:type="spellEnd"/>
+      <w:r>
         <w:rPr>
           <w:rFonts w:ascii="Arial" w:eastAsia="Times New Roman" w:hAnsi="Arial" w:cs="Arial"/>
           <w:color w:val="000000"/>
@@ -1011,54 +2396,7 @@
           <w:lang w:eastAsia="pt-BR"/>
           <w14:ligatures w14:val="none"/>
         </w:rPr>
-      </w:pPr>
-      <w:r>
-        <w:rPr>
-          <w:rFonts w:ascii="Arial" w:eastAsia="Times New Roman" w:hAnsi="Arial" w:cs="Arial"/>
-          <w:color w:val="000000"/>
-          <w:kern w:val="0"/>
-          <w:sz w:val="20"/>
-          <w:szCs w:val="20"/>
-          <w:lang w:eastAsia="pt-BR"/>
-          <w14:ligatures w14:val="none"/>
-        </w:rPr>
-        <w:t>integrado</w:t>
-      </w:r>
-      <w:r>
-        <w:rPr>
-          <w:rFonts w:ascii="Arial" w:eastAsia="Times New Roman" w:hAnsi="Arial" w:cs="Arial"/>
-          <w:color w:val="000000"/>
-          <w:kern w:val="0"/>
-          <w:sz w:val="20"/>
-          <w:szCs w:val="20"/>
-          <w:lang w:eastAsia="pt-BR"/>
-          <w14:ligatures w14:val="none"/>
-        </w:rPr>
-        <w:t>s</w:t>
-      </w:r>
-      <w:r>
-        <w:rPr>
-          <w:rFonts w:ascii="Arial" w:eastAsia="Times New Roman" w:hAnsi="Arial" w:cs="Arial"/>
-          <w:color w:val="000000"/>
-          <w:kern w:val="0"/>
-          <w:sz w:val="20"/>
-          <w:szCs w:val="20"/>
-          <w:lang w:eastAsia="pt-BR"/>
-          <w14:ligatures w14:val="none"/>
-        </w:rPr>
-        <w:t xml:space="preserve"> a sensores de </w:t>
-      </w:r>
-      <w:r>
-        <w:rPr>
-          <w:rFonts w:ascii="Arial" w:eastAsia="Times New Roman" w:hAnsi="Arial" w:cs="Arial"/>
-          <w:color w:val="000000"/>
-          <w:kern w:val="0"/>
-          <w:sz w:val="20"/>
-          <w:szCs w:val="20"/>
-          <w:lang w:eastAsia="pt-BR"/>
-          <w14:ligatures w14:val="none"/>
-        </w:rPr>
-        <w:t>luminosidade ldr.</w:t>
+        <w:t>.</w:t>
       </w:r>
     </w:p>
     <w:p>
@@ -1316,6 +2654,7 @@
           <w:lang w:eastAsia="pt-BR"/>
           <w14:ligatures w14:val="none"/>
         </w:rPr>
+        <w:lastRenderedPageBreak/>
         <w:t xml:space="preserve">A iluminação é baseada em horários fixos </w:t>
       </w:r>
       <w:r>
@@ -1381,7 +2720,33 @@
           <w:lang w:eastAsia="pt-BR"/>
           <w14:ligatures w14:val="none"/>
         </w:rPr>
-        <w:t xml:space="preserve">Com o avanço das tecnologias de IoT, </w:t>
+        <w:t xml:space="preserve">Com o avanço das tecnologias de </w:t>
+      </w:r>
+      <w:proofErr w:type="spellStart"/>
+      <w:r>
+        <w:rPr>
+          <w:rFonts w:ascii="Arial" w:eastAsia="Times New Roman" w:hAnsi="Arial" w:cs="Arial"/>
+          <w:color w:val="000000"/>
+          <w:kern w:val="0"/>
+          <w:sz w:val="20"/>
+          <w:szCs w:val="20"/>
+          <w:lang w:eastAsia="pt-BR"/>
+          <w14:ligatures w14:val="none"/>
+        </w:rPr>
+        <w:t>IoT</w:t>
+      </w:r>
+      <w:proofErr w:type="spellEnd"/>
+      <w:r>
+        <w:rPr>
+          <w:rFonts w:ascii="Arial" w:eastAsia="Times New Roman" w:hAnsi="Arial" w:cs="Arial"/>
+          <w:color w:val="000000"/>
+          <w:kern w:val="0"/>
+          <w:sz w:val="20"/>
+          <w:szCs w:val="20"/>
+          <w:lang w:eastAsia="pt-BR"/>
+          <w14:ligatures w14:val="none"/>
+        </w:rPr>
+        <w:t xml:space="preserve">, </w:t>
       </w:r>
       <w:r>
         <w:rPr>
@@ -1811,8 +3176,22 @@
           <w:lang w:eastAsia="pt-BR"/>
           <w14:ligatures w14:val="none"/>
         </w:rPr>
-        <w:t>LEDs e sensores de luminosidade, com monitoramento remoto via IoT</w:t>
+        <w:t xml:space="preserve">LEDs e sensores de luminosidade, com monitoramento remoto via </w:t>
       </w:r>
+      <w:proofErr w:type="spellStart"/>
+      <w:r>
+        <w:rPr>
+          <w:rFonts w:ascii="Arial" w:eastAsia="Times New Roman" w:hAnsi="Arial" w:cs="Arial"/>
+          <w:color w:val="000000"/>
+          <w:kern w:val="0"/>
+          <w:sz w:val="20"/>
+          <w:szCs w:val="20"/>
+          <w:lang w:eastAsia="pt-BR"/>
+          <w14:ligatures w14:val="none"/>
+        </w:rPr>
+        <w:t>IoT</w:t>
+      </w:r>
+      <w:proofErr w:type="spellEnd"/>
       <w:r>
         <w:rPr>
           <w:rFonts w:ascii="Arial" w:eastAsia="Times New Roman" w:hAnsi="Arial" w:cs="Arial"/>
@@ -1979,6 +3358,148 @@
           <w:lang w:eastAsia="pt-BR"/>
           <w14:ligatures w14:val="none"/>
         </w:rPr>
+        <w:t xml:space="preserve">• </w:t>
+      </w:r>
+      <w:r>
+        <w:rPr>
+          <w:rFonts w:ascii="Arial" w:eastAsia="Times New Roman" w:hAnsi="Arial" w:cs="Arial"/>
+          <w:color w:val="000000"/>
+          <w:kern w:val="0"/>
+          <w:sz w:val="20"/>
+          <w:szCs w:val="20"/>
+          <w:lang w:eastAsia="pt-BR"/>
+          <w14:ligatures w14:val="none"/>
+        </w:rPr>
+        <w:t xml:space="preserve"> Programar os LEDs para </w:t>
+      </w:r>
+      <w:r>
+        <w:rPr>
+          <w:rFonts w:ascii="Arial" w:eastAsia="Times New Roman" w:hAnsi="Arial" w:cs="Arial"/>
+          <w:color w:val="000000"/>
+          <w:kern w:val="0"/>
+          <w:sz w:val="20"/>
+          <w:szCs w:val="20"/>
+          <w:lang w:eastAsia="pt-BR"/>
+          <w14:ligatures w14:val="none"/>
+        </w:rPr>
+        <w:t xml:space="preserve">acenderem quando </w:t>
+      </w:r>
+      <w:r>
+        <w:rPr>
+          <w:rFonts w:ascii="Arial" w:eastAsia="Times New Roman" w:hAnsi="Arial" w:cs="Arial"/>
+          <w:color w:val="000000"/>
+          <w:kern w:val="0"/>
+          <w:sz w:val="20"/>
+          <w:szCs w:val="20"/>
+          <w:lang w:eastAsia="pt-BR"/>
+          <w14:ligatures w14:val="none"/>
+        </w:rPr>
+        <w:t>receberem dados pelos sensores</w:t>
+      </w:r>
+      <w:r>
+        <w:rPr>
+          <w:rFonts w:ascii="Arial" w:eastAsia="Times New Roman" w:hAnsi="Arial" w:cs="Arial"/>
+          <w:color w:val="000000"/>
+          <w:kern w:val="0"/>
+          <w:sz w:val="20"/>
+          <w:szCs w:val="20"/>
+          <w:lang w:eastAsia="pt-BR"/>
+          <w14:ligatures w14:val="none"/>
+        </w:rPr>
+        <w:t>;</w:t>
+      </w:r>
+    </w:p>
+    <w:p>
+      <w:pPr>
+        <w:pStyle w:val="NormalWeb"/>
+        <w:spacing w:after="0"/>
+        <w:ind w:left="1212"/>
+        <w:jc w:val="both"/>
+        <w:rPr>
+          <w:rFonts w:ascii="Arial" w:eastAsia="Times New Roman" w:hAnsi="Arial" w:cs="Arial"/>
+          <w:color w:val="000000"/>
+          <w:kern w:val="0"/>
+          <w:sz w:val="20"/>
+          <w:szCs w:val="20"/>
+          <w:lang w:eastAsia="pt-BR"/>
+          <w14:ligatures w14:val="none"/>
+        </w:rPr>
+      </w:pPr>
+      <w:r>
+        <w:rPr>
+          <w:rFonts w:ascii="Arial" w:eastAsia="Times New Roman" w:hAnsi="Arial" w:cs="Arial"/>
+          <w:color w:val="000000"/>
+          <w:kern w:val="0"/>
+          <w:sz w:val="20"/>
+          <w:szCs w:val="20"/>
+          <w:lang w:eastAsia="pt-BR"/>
+          <w14:ligatures w14:val="none"/>
+        </w:rPr>
+        <w:t xml:space="preserve">• </w:t>
+      </w:r>
+      <w:r>
+        <w:rPr>
+          <w:rFonts w:ascii="Arial" w:eastAsia="Times New Roman" w:hAnsi="Arial" w:cs="Arial"/>
+          <w:color w:val="000000"/>
+          <w:kern w:val="0"/>
+          <w:sz w:val="20"/>
+          <w:szCs w:val="20"/>
+          <w:lang w:eastAsia="pt-BR"/>
+          <w14:ligatures w14:val="none"/>
+        </w:rPr>
+        <w:t>I</w:t>
+      </w:r>
+      <w:r>
+        <w:rPr>
+          <w:rFonts w:ascii="Arial" w:eastAsia="Times New Roman" w:hAnsi="Arial" w:cs="Arial"/>
+          <w:color w:val="000000"/>
+          <w:kern w:val="0"/>
+          <w:sz w:val="20"/>
+          <w:szCs w:val="20"/>
+          <w:lang w:eastAsia="pt-BR"/>
+          <w14:ligatures w14:val="none"/>
+        </w:rPr>
+        <w:t>ntegrar um atuador (lâmpada inteligente)</w:t>
+      </w:r>
+      <w:r>
+        <w:rPr>
+          <w:rFonts w:ascii="Arial" w:eastAsia="Times New Roman" w:hAnsi="Arial" w:cs="Arial"/>
+          <w:color w:val="000000"/>
+          <w:kern w:val="0"/>
+          <w:sz w:val="20"/>
+          <w:szCs w:val="20"/>
+          <w:lang w:eastAsia="pt-BR"/>
+          <w14:ligatures w14:val="none"/>
+        </w:rPr>
+        <w:t>;</w:t>
+      </w:r>
+    </w:p>
+    <w:p>
+      <w:pPr>
+        <w:pStyle w:val="NormalWeb"/>
+        <w:spacing w:after="0"/>
+        <w:ind w:left="1212"/>
+        <w:jc w:val="both"/>
+        <w:rPr>
+          <w:rFonts w:ascii="Arial" w:eastAsia="Times New Roman" w:hAnsi="Arial" w:cs="Arial"/>
+          <w:color w:val="000000"/>
+          <w:kern w:val="0"/>
+          <w:sz w:val="20"/>
+          <w:szCs w:val="20"/>
+          <w:lang w:eastAsia="pt-BR"/>
+          <w14:ligatures w14:val="none"/>
+        </w:rPr>
+      </w:pPr>
+      <w:r>
+        <w:rPr>
+          <w:rFonts w:ascii="Arial" w:eastAsia="Times New Roman" w:hAnsi="Arial" w:cs="Arial"/>
+          <w:color w:val="000000"/>
+          <w:kern w:val="0"/>
+          <w:sz w:val="20"/>
+          <w:szCs w:val="20"/>
+          <w:lang w:eastAsia="pt-BR"/>
+          <w14:ligatures w14:val="none"/>
+        </w:rPr>
         <w:t>•</w:t>
       </w:r>
       <w:r>
@@ -1991,43 +3512,7 @@
           <w:lang w:eastAsia="pt-BR"/>
           <w14:ligatures w14:val="none"/>
         </w:rPr>
-        <w:t xml:space="preserve"> </w:t>
-      </w:r>
-      <w:r>
-        <w:rPr>
-          <w:rFonts w:ascii="Arial" w:eastAsia="Times New Roman" w:hAnsi="Arial" w:cs="Arial"/>
-          <w:color w:val="000000"/>
-          <w:kern w:val="0"/>
-          <w:sz w:val="20"/>
-          <w:szCs w:val="20"/>
-          <w:lang w:eastAsia="pt-BR"/>
-          <w14:ligatures w14:val="none"/>
-        </w:rPr>
-        <w:t xml:space="preserve"> Programar os LEDs para </w:t>
-      </w:r>
-      <w:r>
-        <w:rPr>
-          <w:rFonts w:ascii="Arial" w:eastAsia="Times New Roman" w:hAnsi="Arial" w:cs="Arial"/>
-          <w:color w:val="000000"/>
-          <w:kern w:val="0"/>
-          <w:sz w:val="20"/>
-          <w:szCs w:val="20"/>
-          <w:lang w:eastAsia="pt-BR"/>
-          <w14:ligatures w14:val="none"/>
-        </w:rPr>
-        <w:t xml:space="preserve">acenderem quando </w:t>
-      </w:r>
-      <w:r>
-        <w:rPr>
-          <w:rFonts w:ascii="Arial" w:eastAsia="Times New Roman" w:hAnsi="Arial" w:cs="Arial"/>
-          <w:color w:val="000000"/>
-          <w:kern w:val="0"/>
-          <w:sz w:val="20"/>
-          <w:szCs w:val="20"/>
-          <w:lang w:eastAsia="pt-BR"/>
-          <w14:ligatures w14:val="none"/>
-        </w:rPr>
-        <w:t>receberem dados pelos sensores</w:t>
+        <w:t xml:space="preserve"> Permitir a visualização dos dados em tempo real</w:t>
       </w:r>
       <w:r>
         <w:rPr>
@@ -2080,136 +3565,6 @@
           <w:lang w:eastAsia="pt-BR"/>
           <w14:ligatures w14:val="none"/>
         </w:rPr>
-        <w:t xml:space="preserve"> </w:t>
-      </w:r>
-      <w:r>
-        <w:rPr>
-          <w:rFonts w:ascii="Arial" w:eastAsia="Times New Roman" w:hAnsi="Arial" w:cs="Arial"/>
-          <w:color w:val="000000"/>
-          <w:kern w:val="0"/>
-          <w:sz w:val="20"/>
-          <w:szCs w:val="20"/>
-          <w:lang w:eastAsia="pt-BR"/>
-          <w14:ligatures w14:val="none"/>
-        </w:rPr>
-        <w:t>I</w:t>
-      </w:r>
-      <w:r>
-        <w:rPr>
-          <w:rFonts w:ascii="Arial" w:eastAsia="Times New Roman" w:hAnsi="Arial" w:cs="Arial"/>
-          <w:color w:val="000000"/>
-          <w:kern w:val="0"/>
-          <w:sz w:val="20"/>
-          <w:szCs w:val="20"/>
-          <w:lang w:eastAsia="pt-BR"/>
-          <w14:ligatures w14:val="none"/>
-        </w:rPr>
-        <w:t>ntegrar um atuador (lâmpada inteligente)</w:t>
-      </w:r>
-      <w:r>
-        <w:rPr>
-          <w:rFonts w:ascii="Arial" w:eastAsia="Times New Roman" w:hAnsi="Arial" w:cs="Arial"/>
-          <w:color w:val="000000"/>
-          <w:kern w:val="0"/>
-          <w:sz w:val="20"/>
-          <w:szCs w:val="20"/>
-          <w:lang w:eastAsia="pt-BR"/>
-          <w14:ligatures w14:val="none"/>
-        </w:rPr>
-        <w:t>;</w:t>
-      </w:r>
-    </w:p>
-    <w:p>
-      <w:pPr>
-        <w:pStyle w:val="NormalWeb"/>
-        <w:spacing w:after="0"/>
-        <w:ind w:left="1212"/>
-        <w:jc w:val="both"/>
-        <w:rPr>
-          <w:rFonts w:ascii="Arial" w:eastAsia="Times New Roman" w:hAnsi="Arial" w:cs="Arial"/>
-          <w:color w:val="000000"/>
-          <w:kern w:val="0"/>
-          <w:sz w:val="20"/>
-          <w:szCs w:val="20"/>
-          <w:lang w:eastAsia="pt-BR"/>
-          <w14:ligatures w14:val="none"/>
-        </w:rPr>
-      </w:pPr>
-      <w:r>
-        <w:rPr>
-          <w:rFonts w:ascii="Arial" w:eastAsia="Times New Roman" w:hAnsi="Arial" w:cs="Arial"/>
-          <w:color w:val="000000"/>
-          <w:kern w:val="0"/>
-          <w:sz w:val="20"/>
-          <w:szCs w:val="20"/>
-          <w:lang w:eastAsia="pt-BR"/>
-          <w14:ligatures w14:val="none"/>
-        </w:rPr>
-        <w:t>•</w:t>
-      </w:r>
-      <w:r>
-        <w:rPr>
-          <w:rFonts w:ascii="Arial" w:eastAsia="Times New Roman" w:hAnsi="Arial" w:cs="Arial"/>
-          <w:color w:val="000000"/>
-          <w:kern w:val="0"/>
-          <w:sz w:val="20"/>
-          <w:szCs w:val="20"/>
-          <w:lang w:eastAsia="pt-BR"/>
-          <w14:ligatures w14:val="none"/>
-        </w:rPr>
-        <w:t xml:space="preserve"> Permitir a visualização dos dados em tempo real</w:t>
-      </w:r>
-      <w:r>
-        <w:rPr>
-          <w:rFonts w:ascii="Arial" w:eastAsia="Times New Roman" w:hAnsi="Arial" w:cs="Arial"/>
-          <w:color w:val="000000"/>
-          <w:kern w:val="0"/>
-          <w:sz w:val="20"/>
-          <w:szCs w:val="20"/>
-          <w:lang w:eastAsia="pt-BR"/>
-          <w14:ligatures w14:val="none"/>
-        </w:rPr>
-        <w:t>;</w:t>
-      </w:r>
-    </w:p>
-    <w:p>
-      <w:pPr>
-        <w:pStyle w:val="NormalWeb"/>
-        <w:spacing w:after="0"/>
-        <w:ind w:left="1212"/>
-        <w:jc w:val="both"/>
-        <w:rPr>
-          <w:rFonts w:ascii="Arial" w:eastAsia="Times New Roman" w:hAnsi="Arial" w:cs="Arial"/>
-          <w:color w:val="000000"/>
-          <w:kern w:val="0"/>
-          <w:sz w:val="20"/>
-          <w:szCs w:val="20"/>
-          <w:lang w:eastAsia="pt-BR"/>
-          <w14:ligatures w14:val="none"/>
-        </w:rPr>
-      </w:pPr>
-      <w:r>
-        <w:rPr>
-          <w:rFonts w:ascii="Arial" w:eastAsia="Times New Roman" w:hAnsi="Arial" w:cs="Arial"/>
-          <w:color w:val="000000"/>
-          <w:kern w:val="0"/>
-          <w:sz w:val="20"/>
-          <w:szCs w:val="20"/>
-          <w:lang w:eastAsia="pt-BR"/>
-          <w14:ligatures w14:val="none"/>
-        </w:rPr>
-        <w:t>•</w:t>
-      </w:r>
-      <w:r>
-        <w:rPr>
-          <w:rFonts w:ascii="Arial" w:eastAsia="Times New Roman" w:hAnsi="Arial" w:cs="Arial"/>
-          <w:color w:val="000000"/>
-          <w:kern w:val="0"/>
-          <w:sz w:val="20"/>
-          <w:szCs w:val="20"/>
-          <w:lang w:eastAsia="pt-BR"/>
-          <w14:ligatures w14:val="none"/>
-        </w:rPr>
         <w:t xml:space="preserve"> Possibilitar controle </w:t>
       </w:r>
       <w:r>
@@ -2263,19 +3618,7 @@
           <w:lang w:eastAsia="pt-BR"/>
           <w14:ligatures w14:val="none"/>
         </w:rPr>
-        <w:t>• Avaliar a eficiência do sistema em relação ao consumo d</w:t>
-      </w:r>
-      <w:r>
-        <w:rPr>
-          <w:rFonts w:ascii="Arial" w:eastAsia="Times New Roman" w:hAnsi="Arial" w:cs="Arial"/>
-          <w:color w:val="000000"/>
-          <w:kern w:val="0"/>
-          <w:sz w:val="20"/>
-          <w:szCs w:val="20"/>
-          <w:lang w:eastAsia="pt-BR"/>
-          <w14:ligatures w14:val="none"/>
-        </w:rPr>
-        <w:t>e energia;</w:t>
+        <w:t>• Avaliar a eficiência do sistema em relação ao consumo de energia;</w:t>
       </w:r>
     </w:p>
     <w:p>
@@ -3326,51 +4669,19 @@
                 <w14:ligatures w14:val="none"/>
               </w:rPr>
               <w:br/>
-              <w:t xml:space="preserve">( VERDE), MEDIA TEMPERATURA </w:t>
-            </w:r>
-            <w:r>
-              <w:rPr>
-                <w:rFonts w:ascii="Arial" w:eastAsia="Times New Roman" w:hAnsi="Arial" w:cs="Arial"/>
-                <w:kern w:val="0"/>
-                <w:sz w:val="20"/>
-                <w:szCs w:val="20"/>
-                <w:lang w:eastAsia="pt-BR"/>
-                <w14:ligatures w14:val="none"/>
-              </w:rPr>
-              <w:t>(AMARELO</w:t>
-            </w:r>
-            <w:r>
-              <w:rPr>
-                <w:rFonts w:ascii="Arial" w:eastAsia="Times New Roman" w:hAnsi="Arial" w:cs="Arial"/>
-                <w:kern w:val="0"/>
-                <w:sz w:val="20"/>
-                <w:szCs w:val="20"/>
-                <w:lang w:eastAsia="pt-BR"/>
-                <w14:ligatures w14:val="none"/>
-              </w:rPr>
-              <w:t xml:space="preserve">) E ALTA TEMPERATURA </w:t>
-            </w:r>
-            <w:r>
-              <w:rPr>
-                <w:rFonts w:ascii="Arial" w:eastAsia="Times New Roman" w:hAnsi="Arial" w:cs="Arial"/>
-                <w:kern w:val="0"/>
-                <w:sz w:val="20"/>
-                <w:szCs w:val="20"/>
-                <w:lang w:eastAsia="pt-BR"/>
-                <w14:ligatures w14:val="none"/>
-              </w:rPr>
-              <w:t>(VERMELHO</w:t>
-            </w:r>
-            <w:r>
-              <w:rPr>
-                <w:rFonts w:ascii="Arial" w:eastAsia="Times New Roman" w:hAnsi="Arial" w:cs="Arial"/>
-                <w:kern w:val="0"/>
-                <w:sz w:val="20"/>
-                <w:szCs w:val="20"/>
-                <w:lang w:eastAsia="pt-BR"/>
-                <w14:ligatures w14:val="none"/>
-              </w:rPr>
-              <w:t>). PELO SENSOR DE TEMPERATURA</w:t>
+              <w:t xml:space="preserve">( VERDE), MEDIA TEMPERATURA (AMARELO) E </w:t>
+            </w:r>
+            <w:r>
+              <w:rPr>
+                <w:rFonts w:ascii="Arial" w:eastAsia="Times New Roman" w:hAnsi="Arial" w:cs="Arial"/>
+                <w:kern w:val="0"/>
+                <w:sz w:val="20"/>
+                <w:szCs w:val="20"/>
+                <w:lang w:eastAsia="pt-BR"/>
+                <w14:ligatures w14:val="none"/>
+              </w:rPr>
+              <w:lastRenderedPageBreak/>
+              <w:t>ALTA TEMPERATURA (VERMELHO). PELO SENSOR DE TEMPERATURA</w:t>
             </w:r>
           </w:p>
         </w:tc>
@@ -3413,6 +4724,7 @@
                 <w:lang w:eastAsia="pt-BR"/>
                 <w14:ligatures w14:val="none"/>
               </w:rPr>
+              <w:lastRenderedPageBreak/>
               <w:t>ESSENCIAL</w:t>
             </w:r>
           </w:p>
@@ -4570,20 +5882,7 @@
           <w:lang w:eastAsia="pt-BR"/>
           <w14:ligatures w14:val="none"/>
         </w:rPr>
-        <w:lastRenderedPageBreak/>
-        <w:t>•</w:t>
-      </w:r>
-      <w:r>
-        <w:rPr>
-          <w:rFonts w:ascii="Arial" w:eastAsia="Times New Roman" w:hAnsi="Arial" w:cs="Arial"/>
-          <w:color w:val="000000"/>
-          <w:kern w:val="0"/>
-          <w:sz w:val="22"/>
-          <w:szCs w:val="22"/>
-          <w:lang w:eastAsia="pt-BR"/>
-          <w14:ligatures w14:val="none"/>
-        </w:rPr>
-        <w:t xml:space="preserve"> SENSOR DE LUMINOSIDADE </w:t>
+        <w:t xml:space="preserve">• SENSOR DE LUMINOSIDADE </w:t>
       </w:r>
     </w:p>
     <w:p>
@@ -5148,7 +6447,29 @@
                 <w14:ligatures w14:val="none"/>
               </w:rPr>
               <w:br/>
-              <w:t xml:space="preserve">LUMINOSIDADE </w:t>
+              <w:t>LUMINOSIDADE (</w:t>
+            </w:r>
+            <w:r>
+              <w:rPr>
+                <w:rFonts w:ascii="Arial" w:eastAsia="Times New Roman" w:hAnsi="Arial" w:cs="Arial"/>
+                <w:kern w:val="0"/>
+                <w:sz w:val="20"/>
+                <w:szCs w:val="20"/>
+                <w:lang w:eastAsia="pt-BR"/>
+                <w14:ligatures w14:val="none"/>
+              </w:rPr>
+              <w:t>VERDE)</w:t>
+            </w:r>
+            <w:r>
+              <w:rPr>
+                <w:rFonts w:ascii="Arial" w:eastAsia="Times New Roman" w:hAnsi="Arial" w:cs="Arial"/>
+                <w:kern w:val="0"/>
+                <w:sz w:val="20"/>
+                <w:szCs w:val="20"/>
+                <w:lang w:eastAsia="pt-BR"/>
+                <w14:ligatures w14:val="none"/>
+              </w:rPr>
+              <w:t xml:space="preserve">, MEDIA LUMINOSIDADE </w:t>
             </w:r>
             <w:r>
               <w:rPr>
@@ -5161,49 +6482,40 @@
               </w:rPr>
               <w:t>(</w:t>
             </w:r>
-            <w:r>
-              <w:rPr>
-                <w:rFonts w:ascii="Arial" w:eastAsia="Times New Roman" w:hAnsi="Arial" w:cs="Arial"/>
-                <w:kern w:val="0"/>
-                <w:sz w:val="20"/>
-                <w:szCs w:val="20"/>
-                <w:lang w:eastAsia="pt-BR"/>
-                <w14:ligatures w14:val="none"/>
-              </w:rPr>
-              <w:t>VERDE)</w:t>
-            </w:r>
-            <w:r>
-              <w:rPr>
-                <w:rFonts w:ascii="Arial" w:eastAsia="Times New Roman" w:hAnsi="Arial" w:cs="Arial"/>
-                <w:kern w:val="0"/>
-                <w:sz w:val="20"/>
-                <w:szCs w:val="20"/>
-                <w:lang w:eastAsia="pt-BR"/>
-                <w14:ligatures w14:val="none"/>
-              </w:rPr>
-              <w:t xml:space="preserve">, MEDIA LUMINOSIDADE </w:t>
-            </w:r>
-            <w:r>
-              <w:rPr>
-                <w:rFonts w:ascii="Arial" w:eastAsia="Times New Roman" w:hAnsi="Arial" w:cs="Arial"/>
-                <w:kern w:val="0"/>
-                <w:sz w:val="20"/>
-                <w:szCs w:val="20"/>
-                <w:lang w:eastAsia="pt-BR"/>
-                <w14:ligatures w14:val="none"/>
-              </w:rPr>
-              <w:t>(AMARELA</w:t>
-            </w:r>
-            <w:r>
-              <w:rPr>
-                <w:rFonts w:ascii="Arial" w:eastAsia="Times New Roman" w:hAnsi="Arial" w:cs="Arial"/>
-                <w:kern w:val="0"/>
-                <w:sz w:val="20"/>
-                <w:szCs w:val="20"/>
-                <w:lang w:eastAsia="pt-BR"/>
-                <w14:ligatures w14:val="none"/>
-              </w:rPr>
-              <w:t xml:space="preserve"> ) </w:t>
+            <w:proofErr w:type="gramStart"/>
+            <w:r>
+              <w:rPr>
+                <w:rFonts w:ascii="Arial" w:eastAsia="Times New Roman" w:hAnsi="Arial" w:cs="Arial"/>
+                <w:kern w:val="0"/>
+                <w:sz w:val="20"/>
+                <w:szCs w:val="20"/>
+                <w:lang w:eastAsia="pt-BR"/>
+                <w14:ligatures w14:val="none"/>
+              </w:rPr>
+              <w:t>AMARELA</w:t>
+            </w:r>
+            <w:r>
+              <w:rPr>
+                <w:rFonts w:ascii="Arial" w:eastAsia="Times New Roman" w:hAnsi="Arial" w:cs="Arial"/>
+                <w:kern w:val="0"/>
+                <w:sz w:val="20"/>
+                <w:szCs w:val="20"/>
+                <w:lang w:eastAsia="pt-BR"/>
+                <w14:ligatures w14:val="none"/>
+              </w:rPr>
+              <w:t xml:space="preserve"> )</w:t>
+            </w:r>
+            <w:proofErr w:type="gramEnd"/>
+            <w:r>
+              <w:rPr>
+                <w:rFonts w:ascii="Arial" w:eastAsia="Times New Roman" w:hAnsi="Arial" w:cs="Arial"/>
+                <w:kern w:val="0"/>
+                <w:sz w:val="20"/>
+                <w:szCs w:val="20"/>
+                <w:lang w:eastAsia="pt-BR"/>
+                <w14:ligatures w14:val="none"/>
+              </w:rPr>
+              <w:t xml:space="preserve"> </w:t>
             </w:r>
             <w:r>
               <w:rPr>
@@ -5434,6 +6746,7 @@
                 <w:lang w:eastAsia="pt-BR"/>
                 <w14:ligatures w14:val="none"/>
               </w:rPr>
+              <w:lastRenderedPageBreak/>
               <w:t>RF02</w:t>
             </w:r>
           </w:p>
@@ -8392,6 +9705,7 @@
                 <w:lang w:eastAsia="pt-BR"/>
                 <w14:ligatures w14:val="none"/>
               </w:rPr>
+              <w:lastRenderedPageBreak/>
               <w:t>RF01</w:t>
             </w:r>
           </w:p>
@@ -10528,6 +11842,17 @@
                 <w14:ligatures w14:val="none"/>
               </w:rPr>
               <w:br/>
+            </w:r>
+            <w:r>
+              <w:rPr>
+                <w:rFonts w:ascii="Arial" w:eastAsia="Times New Roman" w:hAnsi="Arial" w:cs="Arial"/>
+                <w:kern w:val="0"/>
+                <w:sz w:val="20"/>
+                <w:szCs w:val="20"/>
+                <w:lang w:eastAsia="pt-BR"/>
+                <w14:ligatures w14:val="none"/>
+              </w:rPr>
+              <w:lastRenderedPageBreak/>
               <w:t xml:space="preserve">ESTABELIDADE VISANDO A QUALIDADE VISUAL NOS SENSORES </w:t>
             </w:r>
           </w:p>
@@ -13166,6 +14491,7 @@
         <w:rPr>
           <w:noProof/>
         </w:rPr>
+        <w:lastRenderedPageBreak/>
         <w:drawing>
           <wp:inline distT="0" distB="0" distL="0" distR="0" wp14:anchorId="351A9C33" wp14:editId="724F3887">
             <wp:extent cx="5400675" cy="4314825"/>
@@ -13457,6 +14783,7 @@
         <w:rPr>
           <w:noProof/>
         </w:rPr>
+        <w:lastRenderedPageBreak/>
         <w:drawing>
           <wp:inline distT="0" distB="0" distL="0" distR="0" wp14:anchorId="76DE789A" wp14:editId="5759B9A2">
             <wp:extent cx="5400675" cy="2600325"/>
@@ -13524,7 +14851,15 @@
           <w:b/>
           <w:bCs/>
         </w:rPr>
-        <w:t xml:space="preserve">Lista de materiais </w:t>
+        <w:t xml:space="preserve">Lista de </w:t>
+      </w:r>
+      <w:proofErr w:type="gramStart"/>
+      <w:r>
+        <w:rPr>
+          <w:b/>
+          <w:bCs/>
+        </w:rPr>
+        <w:t xml:space="preserve">materiais </w:t>
       </w:r>
       <w:r>
         <w:rPr>
@@ -13533,6 +14868,7 @@
         </w:rPr>
         <w:t>:</w:t>
       </w:r>
+      <w:proofErr w:type="gramEnd"/>
     </w:p>
     <w:p>
       <w:pPr>
@@ -13548,1120 +14884,61 @@
       <w:pPr>
         <w:pStyle w:val="PargrafodaLista"/>
         <w:spacing w:after="0"/>
-        <w:rPr>
-          <w:rFonts w:ascii="Arial" w:eastAsia="Arial" w:hAnsi="Arial" w:cs="Arial"/>
-        </w:rPr>
       </w:pPr>
       <w:r>
         <w:rPr>
-          <w:rFonts w:ascii="Arial" w:eastAsia="Arial" w:hAnsi="Arial" w:cs="Arial"/>
-        </w:rPr>
-        <w:t xml:space="preserve">- </w:t>
+          <w:noProof/>
+        </w:rPr>
+        <w:drawing>
+          <wp:inline distT="0" distB="0" distL="0" distR="0" wp14:anchorId="71DC9A77" wp14:editId="2F4967F0">
+            <wp:extent cx="5068007" cy="4267796"/>
+            <wp:effectExtent l="0" t="0" r="0" b="0"/>
+            <wp:docPr id="1" name="Imagem 1"/>
+            <wp:cNvGraphicFramePr>
+              <a:graphicFrameLocks xmlns:a="http://schemas.openxmlformats.org/drawingml/2006/main" noChangeAspect="1"/>
+            </wp:cNvGraphicFramePr>
+            <a:graphic xmlns:a="http://schemas.openxmlformats.org/drawingml/2006/main">
+              <a:graphicData uri="http://schemas.openxmlformats.org/drawingml/2006/picture">
+                <pic:pic xmlns:pic="http://schemas.openxmlformats.org/drawingml/2006/picture">
+                  <pic:nvPicPr>
+                    <pic:cNvPr id="1" name="Captura de tela 2026-04-06 103652.png"/>
+                    <pic:cNvPicPr/>
+                  </pic:nvPicPr>
+                  <pic:blipFill>
+                    <a:blip r:embed="rId15">
+                      <a:extLst>
+                        <a:ext uri="{28A0092B-C50C-407E-A947-70E740481C1C}">
+                          <a14:useLocalDpi xmlns:a14="http://schemas.microsoft.com/office/drawing/2010/main" val="0"/>
+                        </a:ext>
+                      </a:extLst>
+                    </a:blip>
+                    <a:stretch>
+                      <a:fillRect/>
+                    </a:stretch>
+                  </pic:blipFill>
+                  <pic:spPr>
+                    <a:xfrm>
+                      <a:off x="0" y="0"/>
+                      <a:ext cx="5068007" cy="4267796"/>
+                    </a:xfrm>
+                    <a:prstGeom prst="rect">
+                      <a:avLst/>
+                    </a:prstGeom>
+                  </pic:spPr>
+                </pic:pic>
+              </a:graphicData>
+            </a:graphic>
+          </wp:inline>
+        </w:drawing>
       </w:r>
-      <w:r>
-        <w:rPr>
-          <w:rFonts w:ascii="Arial" w:eastAsia="Arial" w:hAnsi="Arial" w:cs="Arial"/>
-        </w:rPr>
-        <w:t>P</w:t>
-      </w:r>
-      <w:r>
-        <w:rPr>
-          <w:rFonts w:ascii="Arial" w:eastAsia="Arial" w:hAnsi="Arial" w:cs="Arial"/>
-        </w:rPr>
-        <w:t>apelão</w:t>
-      </w:r>
-      <w:r>
-        <w:rPr>
-          <w:rFonts w:ascii="Arial" w:eastAsia="Arial" w:hAnsi="Arial" w:cs="Arial"/>
-        </w:rPr>
-        <w:t xml:space="preserve"> (1 unidade)</w:t>
-      </w:r>
     </w:p>
     <w:p>
       <w:pPr>
         <w:pStyle w:val="PargrafodaLista"/>
         <w:spacing w:after="0"/>
-        <w:rPr>
-          <w:rFonts w:ascii="Arial" w:eastAsia="Arial" w:hAnsi="Arial" w:cs="Arial"/>
-        </w:rPr>
-      </w:pPr>
-      <w:r>
-        <w:rPr>
-          <w:rFonts w:ascii="Arial" w:eastAsia="Arial" w:hAnsi="Arial" w:cs="Arial"/>
-        </w:rPr>
-        <w:t xml:space="preserve">- </w:t>
-      </w:r>
-      <w:r>
-        <w:rPr>
-          <w:rFonts w:ascii="Arial" w:eastAsia="Arial" w:hAnsi="Arial" w:cs="Arial"/>
-        </w:rPr>
-        <w:t>P</w:t>
-      </w:r>
-      <w:r>
-        <w:rPr>
-          <w:rFonts w:ascii="Arial" w:eastAsia="Arial" w:hAnsi="Arial" w:cs="Arial"/>
-        </w:rPr>
-        <w:t xml:space="preserve">laca de </w:t>
-      </w:r>
-      <w:r>
-        <w:rPr>
-          <w:rFonts w:ascii="Arial" w:eastAsia="Arial" w:hAnsi="Arial" w:cs="Arial"/>
-        </w:rPr>
-        <w:t>Isopor</w:t>
-      </w:r>
-      <w:r>
-        <w:rPr>
-          <w:rFonts w:ascii="Arial" w:eastAsia="Arial" w:hAnsi="Arial" w:cs="Arial"/>
-        </w:rPr>
-        <w:t xml:space="preserve"> </w:t>
-      </w:r>
-      <w:r>
-        <w:rPr>
-          <w:rFonts w:ascii="Arial" w:eastAsia="Arial" w:hAnsi="Arial" w:cs="Arial"/>
-        </w:rPr>
-        <w:t>(</w:t>
-      </w:r>
-      <w:r>
-        <w:rPr>
-          <w:rFonts w:ascii="Arial" w:eastAsia="Arial" w:hAnsi="Arial" w:cs="Arial"/>
-        </w:rPr>
-        <w:t xml:space="preserve">2 </w:t>
-      </w:r>
-      <w:r>
-        <w:rPr>
-          <w:rFonts w:ascii="Arial" w:eastAsia="Arial" w:hAnsi="Arial" w:cs="Arial"/>
-        </w:rPr>
-        <w:t>unidades</w:t>
-      </w:r>
-      <w:r>
-        <w:rPr>
-          <w:rFonts w:ascii="Arial" w:eastAsia="Arial" w:hAnsi="Arial" w:cs="Arial"/>
-        </w:rPr>
-        <w:t>)</w:t>
-      </w:r>
-    </w:p>
-    <w:p>
-      <w:pPr>
-        <w:pStyle w:val="PargrafodaLista"/>
-        <w:spacing w:after="0"/>
-        <w:rPr>
-          <w:rFonts w:ascii="Arial" w:eastAsia="Arial" w:hAnsi="Arial" w:cs="Arial"/>
-        </w:rPr>
-      </w:pPr>
-      <w:r>
-        <w:rPr>
-          <w:rFonts w:ascii="Arial" w:eastAsia="Arial" w:hAnsi="Arial" w:cs="Arial"/>
-        </w:rPr>
-        <w:t xml:space="preserve">- </w:t>
-      </w:r>
-      <w:r>
-        <w:rPr>
-          <w:rFonts w:ascii="Arial" w:eastAsia="Arial" w:hAnsi="Arial" w:cs="Arial"/>
-        </w:rPr>
-        <w:t>C</w:t>
-      </w:r>
-      <w:r>
-        <w:rPr>
-          <w:rFonts w:ascii="Arial" w:eastAsia="Arial" w:hAnsi="Arial" w:cs="Arial"/>
-        </w:rPr>
-        <w:t xml:space="preserve">artolina </w:t>
-      </w:r>
-      <w:r>
-        <w:rPr>
-          <w:rFonts w:ascii="Arial" w:eastAsia="Arial" w:hAnsi="Arial" w:cs="Arial"/>
-        </w:rPr>
-        <w:t>Colorida</w:t>
-      </w:r>
-      <w:r>
-        <w:rPr>
-          <w:rFonts w:ascii="Arial" w:eastAsia="Arial" w:hAnsi="Arial" w:cs="Arial"/>
-        </w:rPr>
-        <w:t xml:space="preserve"> (</w:t>
-      </w:r>
-      <w:r>
-        <w:rPr>
-          <w:rFonts w:ascii="Arial" w:eastAsia="Arial" w:hAnsi="Arial" w:cs="Arial"/>
-        </w:rPr>
-        <w:t>V</w:t>
-      </w:r>
-      <w:r>
-        <w:rPr>
-          <w:rFonts w:ascii="Arial" w:eastAsia="Arial" w:hAnsi="Arial" w:cs="Arial"/>
-        </w:rPr>
-        <w:t>ermelho</w:t>
-      </w:r>
-      <w:r>
-        <w:rPr>
-          <w:rFonts w:ascii="Arial" w:eastAsia="Arial" w:hAnsi="Arial" w:cs="Arial"/>
-        </w:rPr>
-        <w:t>,</w:t>
-      </w:r>
-      <w:r>
-        <w:rPr>
-          <w:rFonts w:ascii="Arial" w:eastAsia="Arial" w:hAnsi="Arial" w:cs="Arial"/>
-        </w:rPr>
-        <w:t xml:space="preserve"> </w:t>
-      </w:r>
-      <w:r>
-        <w:rPr>
-          <w:rFonts w:ascii="Arial" w:eastAsia="Arial" w:hAnsi="Arial" w:cs="Arial"/>
-        </w:rPr>
-        <w:t>L</w:t>
-      </w:r>
-      <w:r>
-        <w:rPr>
-          <w:rFonts w:ascii="Arial" w:eastAsia="Arial" w:hAnsi="Arial" w:cs="Arial"/>
-        </w:rPr>
-        <w:t>aranja</w:t>
-      </w:r>
-      <w:r>
-        <w:rPr>
-          <w:rFonts w:ascii="Arial" w:eastAsia="Arial" w:hAnsi="Arial" w:cs="Arial"/>
-        </w:rPr>
-        <w:t>,</w:t>
-      </w:r>
-      <w:r>
-        <w:rPr>
-          <w:rFonts w:ascii="Arial" w:eastAsia="Arial" w:hAnsi="Arial" w:cs="Arial"/>
-        </w:rPr>
-        <w:t xml:space="preserve"> </w:t>
-      </w:r>
-      <w:r>
-        <w:rPr>
-          <w:rFonts w:ascii="Arial" w:eastAsia="Arial" w:hAnsi="Arial" w:cs="Arial"/>
-        </w:rPr>
-        <w:t>B</w:t>
-      </w:r>
-      <w:r>
-        <w:rPr>
-          <w:rFonts w:ascii="Arial" w:eastAsia="Arial" w:hAnsi="Arial" w:cs="Arial"/>
-        </w:rPr>
-        <w:t>ranco</w:t>
-      </w:r>
-      <w:r>
-        <w:rPr>
-          <w:rFonts w:ascii="Arial" w:eastAsia="Arial" w:hAnsi="Arial" w:cs="Arial"/>
-        </w:rPr>
-        <w:t>,</w:t>
-      </w:r>
-      <w:r>
-        <w:rPr>
-          <w:rFonts w:ascii="Arial" w:eastAsia="Arial" w:hAnsi="Arial" w:cs="Arial"/>
-        </w:rPr>
-        <w:t xml:space="preserve"> </w:t>
-      </w:r>
-      <w:r>
-        <w:rPr>
-          <w:rFonts w:ascii="Arial" w:eastAsia="Arial" w:hAnsi="Arial" w:cs="Arial"/>
-        </w:rPr>
-        <w:t>P</w:t>
-      </w:r>
-      <w:r>
-        <w:rPr>
-          <w:rFonts w:ascii="Arial" w:eastAsia="Arial" w:hAnsi="Arial" w:cs="Arial"/>
-        </w:rPr>
-        <w:t>reto</w:t>
-      </w:r>
-      <w:r>
-        <w:rPr>
-          <w:rFonts w:ascii="Arial" w:eastAsia="Arial" w:hAnsi="Arial" w:cs="Arial"/>
-        </w:rPr>
-        <w:t>,</w:t>
-      </w:r>
-      <w:r>
-        <w:rPr>
-          <w:rFonts w:ascii="Arial" w:eastAsia="Arial" w:hAnsi="Arial" w:cs="Arial"/>
-        </w:rPr>
-        <w:t xml:space="preserve"> </w:t>
-      </w:r>
-      <w:r>
-        <w:rPr>
-          <w:rFonts w:ascii="Arial" w:eastAsia="Arial" w:hAnsi="Arial" w:cs="Arial"/>
-        </w:rPr>
-        <w:t>C</w:t>
-      </w:r>
-      <w:r>
-        <w:rPr>
-          <w:rFonts w:ascii="Arial" w:eastAsia="Arial" w:hAnsi="Arial" w:cs="Arial"/>
-        </w:rPr>
-        <w:t>inza</w:t>
-      </w:r>
-      <w:r>
-        <w:rPr>
-          <w:rFonts w:ascii="Arial" w:eastAsia="Arial" w:hAnsi="Arial" w:cs="Arial"/>
-        </w:rPr>
-        <w:t xml:space="preserve">) </w:t>
-      </w:r>
-      <w:r>
-        <w:rPr>
-          <w:rFonts w:ascii="Arial" w:eastAsia="Arial" w:hAnsi="Arial" w:cs="Arial"/>
-        </w:rPr>
-        <w:t>O</w:t>
-      </w:r>
-      <w:r>
-        <w:rPr>
-          <w:rFonts w:ascii="Arial" w:eastAsia="Arial" w:hAnsi="Arial" w:cs="Arial"/>
-        </w:rPr>
-        <w:t>u</w:t>
-      </w:r>
-      <w:r>
-        <w:rPr>
-          <w:rFonts w:ascii="Arial" w:eastAsia="Arial" w:hAnsi="Arial" w:cs="Arial"/>
-        </w:rPr>
-        <w:t xml:space="preserve"> </w:t>
-      </w:r>
-      <w:r>
-        <w:rPr>
-          <w:rFonts w:ascii="Arial" w:eastAsia="Arial" w:hAnsi="Arial" w:cs="Arial"/>
-        </w:rPr>
-        <w:t>- - -</w:t>
-      </w:r>
-      <w:r>
-        <w:rPr>
-          <w:rFonts w:ascii="Arial" w:eastAsia="Arial" w:hAnsi="Arial" w:cs="Arial"/>
-        </w:rPr>
-        <w:t>I</w:t>
-      </w:r>
-      <w:r>
-        <w:rPr>
-          <w:rFonts w:ascii="Arial" w:eastAsia="Arial" w:hAnsi="Arial" w:cs="Arial"/>
-        </w:rPr>
-        <w:t>mpressão</w:t>
-      </w:r>
-      <w:r>
-        <w:rPr>
-          <w:rFonts w:ascii="Arial" w:eastAsia="Arial" w:hAnsi="Arial" w:cs="Arial"/>
-        </w:rPr>
-        <w:t xml:space="preserve"> (</w:t>
-      </w:r>
-      <w:r>
-        <w:rPr>
-          <w:rFonts w:ascii="Arial" w:eastAsia="Arial" w:hAnsi="Arial" w:cs="Arial"/>
-        </w:rPr>
-        <w:t>C</w:t>
-      </w:r>
-      <w:r>
-        <w:rPr>
-          <w:rFonts w:ascii="Arial" w:eastAsia="Arial" w:hAnsi="Arial" w:cs="Arial"/>
-        </w:rPr>
-        <w:t>anva</w:t>
-      </w:r>
-      <w:r>
-        <w:rPr>
-          <w:rFonts w:ascii="Arial" w:eastAsia="Arial" w:hAnsi="Arial" w:cs="Arial"/>
-        </w:rPr>
-        <w:t>)</w:t>
-      </w:r>
-    </w:p>
-    <w:p>
-      <w:pPr>
-        <w:pStyle w:val="PargrafodaLista"/>
-        <w:spacing w:after="0"/>
-        <w:rPr>
-          <w:rFonts w:ascii="Arial" w:eastAsia="Arial" w:hAnsi="Arial" w:cs="Arial"/>
-        </w:rPr>
-      </w:pPr>
-      <w:r>
-        <w:rPr>
-          <w:rFonts w:ascii="Arial" w:eastAsia="Arial" w:hAnsi="Arial" w:cs="Arial"/>
-        </w:rPr>
-        <w:t xml:space="preserve">- </w:t>
-      </w:r>
-      <w:r>
-        <w:rPr>
-          <w:rFonts w:ascii="Arial" w:eastAsia="Arial" w:hAnsi="Arial" w:cs="Arial"/>
-        </w:rPr>
-        <w:t>T</w:t>
-      </w:r>
-      <w:r>
-        <w:rPr>
-          <w:rFonts w:ascii="Arial" w:eastAsia="Arial" w:hAnsi="Arial" w:cs="Arial"/>
-        </w:rPr>
-        <w:t>intas</w:t>
-      </w:r>
-      <w:r>
-        <w:rPr>
-          <w:rFonts w:ascii="Arial" w:eastAsia="Arial" w:hAnsi="Arial" w:cs="Arial"/>
-        </w:rPr>
-        <w:t xml:space="preserve"> </w:t>
-      </w:r>
-      <w:r>
-        <w:rPr>
-          <w:rFonts w:ascii="Arial" w:eastAsia="Arial" w:hAnsi="Arial" w:cs="Arial"/>
-        </w:rPr>
-        <w:t>Guaches</w:t>
-      </w:r>
-      <w:r>
-        <w:rPr>
-          <w:rFonts w:ascii="Arial" w:eastAsia="Arial" w:hAnsi="Arial" w:cs="Arial"/>
-        </w:rPr>
-        <w:t xml:space="preserve"> </w:t>
-      </w:r>
-      <w:r>
-        <w:rPr>
-          <w:rFonts w:ascii="Arial" w:eastAsia="Arial" w:hAnsi="Arial" w:cs="Arial"/>
-        </w:rPr>
-        <w:t>(</w:t>
-      </w:r>
-      <w:r>
-        <w:rPr>
-          <w:rFonts w:ascii="Arial" w:eastAsia="Arial" w:hAnsi="Arial" w:cs="Arial"/>
-        </w:rPr>
-        <w:t>V</w:t>
-      </w:r>
-      <w:r>
-        <w:rPr>
-          <w:rFonts w:ascii="Arial" w:eastAsia="Arial" w:hAnsi="Arial" w:cs="Arial"/>
-        </w:rPr>
-        <w:t>ermelho</w:t>
-      </w:r>
-      <w:r>
-        <w:rPr>
-          <w:rFonts w:ascii="Arial" w:eastAsia="Arial" w:hAnsi="Arial" w:cs="Arial"/>
-        </w:rPr>
-        <w:t>,</w:t>
-      </w:r>
-      <w:r>
-        <w:rPr>
-          <w:rFonts w:ascii="Arial" w:eastAsia="Arial" w:hAnsi="Arial" w:cs="Arial"/>
-        </w:rPr>
-        <w:t xml:space="preserve"> </w:t>
-      </w:r>
-      <w:r>
-        <w:rPr>
-          <w:rFonts w:ascii="Arial" w:eastAsia="Arial" w:hAnsi="Arial" w:cs="Arial"/>
-        </w:rPr>
-        <w:t>P</w:t>
-      </w:r>
-      <w:r>
-        <w:rPr>
-          <w:rFonts w:ascii="Arial" w:eastAsia="Arial" w:hAnsi="Arial" w:cs="Arial"/>
-        </w:rPr>
-        <w:t>reto</w:t>
-      </w:r>
-      <w:r>
-        <w:rPr>
-          <w:rFonts w:ascii="Arial" w:eastAsia="Arial" w:hAnsi="Arial" w:cs="Arial"/>
-        </w:rPr>
-        <w:t>,</w:t>
-      </w:r>
-      <w:r>
-        <w:rPr>
-          <w:rFonts w:ascii="Arial" w:eastAsia="Arial" w:hAnsi="Arial" w:cs="Arial"/>
-        </w:rPr>
-        <w:t xml:space="preserve"> </w:t>
-      </w:r>
-      <w:r>
-        <w:rPr>
-          <w:rFonts w:ascii="Arial" w:eastAsia="Arial" w:hAnsi="Arial" w:cs="Arial"/>
-        </w:rPr>
-        <w:t>B</w:t>
-      </w:r>
-      <w:r>
-        <w:rPr>
-          <w:rFonts w:ascii="Arial" w:eastAsia="Arial" w:hAnsi="Arial" w:cs="Arial"/>
-        </w:rPr>
-        <w:t>ranca</w:t>
-      </w:r>
-      <w:r>
-        <w:rPr>
-          <w:rFonts w:ascii="Arial" w:eastAsia="Arial" w:hAnsi="Arial" w:cs="Arial"/>
-        </w:rPr>
-        <w:t>,</w:t>
-      </w:r>
-      <w:r>
-        <w:rPr>
-          <w:rFonts w:ascii="Arial" w:eastAsia="Arial" w:hAnsi="Arial" w:cs="Arial"/>
-        </w:rPr>
-        <w:t xml:space="preserve"> </w:t>
-      </w:r>
-      <w:r>
-        <w:rPr>
-          <w:rFonts w:ascii="Arial" w:eastAsia="Arial" w:hAnsi="Arial" w:cs="Arial"/>
-        </w:rPr>
-        <w:t>L</w:t>
-      </w:r>
-      <w:r>
-        <w:rPr>
-          <w:rFonts w:ascii="Arial" w:eastAsia="Arial" w:hAnsi="Arial" w:cs="Arial"/>
-        </w:rPr>
-        <w:t>aranja</w:t>
-      </w:r>
-      <w:r>
-        <w:rPr>
-          <w:rFonts w:ascii="Arial" w:eastAsia="Arial" w:hAnsi="Arial" w:cs="Arial"/>
-        </w:rPr>
-        <w:t>,</w:t>
-      </w:r>
-      <w:r>
-        <w:rPr>
-          <w:rFonts w:ascii="Arial" w:eastAsia="Arial" w:hAnsi="Arial" w:cs="Arial"/>
-        </w:rPr>
-        <w:t xml:space="preserve"> </w:t>
-      </w:r>
-      <w:r>
-        <w:rPr>
-          <w:rFonts w:ascii="Arial" w:eastAsia="Arial" w:hAnsi="Arial" w:cs="Arial"/>
-        </w:rPr>
-        <w:t>V</w:t>
-      </w:r>
-      <w:r>
-        <w:rPr>
-          <w:rFonts w:ascii="Arial" w:eastAsia="Arial" w:hAnsi="Arial" w:cs="Arial"/>
-        </w:rPr>
-        <w:t>erde</w:t>
-      </w:r>
-      <w:r>
-        <w:rPr>
-          <w:rFonts w:ascii="Arial" w:eastAsia="Arial" w:hAnsi="Arial" w:cs="Arial"/>
-        </w:rPr>
-        <w:t>,</w:t>
-      </w:r>
-      <w:r>
-        <w:rPr>
-          <w:rFonts w:ascii="Arial" w:eastAsia="Arial" w:hAnsi="Arial" w:cs="Arial"/>
-        </w:rPr>
-        <w:t xml:space="preserve"> </w:t>
-      </w:r>
-      <w:r>
-        <w:rPr>
-          <w:rFonts w:ascii="Arial" w:eastAsia="Arial" w:hAnsi="Arial" w:cs="Arial"/>
-        </w:rPr>
-        <w:t>A</w:t>
-      </w:r>
-      <w:r>
-        <w:rPr>
-          <w:rFonts w:ascii="Arial" w:eastAsia="Arial" w:hAnsi="Arial" w:cs="Arial"/>
-        </w:rPr>
-        <w:t>marelo</w:t>
-      </w:r>
-      <w:r>
-        <w:rPr>
-          <w:rFonts w:ascii="Arial" w:eastAsia="Arial" w:hAnsi="Arial" w:cs="Arial"/>
-        </w:rPr>
-        <w:t>,</w:t>
-      </w:r>
-      <w:r>
-        <w:rPr>
-          <w:rFonts w:ascii="Arial" w:eastAsia="Arial" w:hAnsi="Arial" w:cs="Arial"/>
-        </w:rPr>
-        <w:t xml:space="preserve"> </w:t>
-      </w:r>
-      <w:r>
-        <w:rPr>
-          <w:rFonts w:ascii="Arial" w:eastAsia="Arial" w:hAnsi="Arial" w:cs="Arial"/>
-        </w:rPr>
-        <w:t>A</w:t>
-      </w:r>
-      <w:r>
-        <w:rPr>
-          <w:rFonts w:ascii="Arial" w:eastAsia="Arial" w:hAnsi="Arial" w:cs="Arial"/>
-        </w:rPr>
-        <w:t>zul)</w:t>
-      </w:r>
-    </w:p>
-    <w:p>
-      <w:pPr>
-        <w:pStyle w:val="PargrafodaLista"/>
-        <w:spacing w:after="0"/>
-        <w:rPr>
-          <w:rFonts w:ascii="Arial" w:eastAsia="Arial" w:hAnsi="Arial" w:cs="Arial"/>
-        </w:rPr>
-      </w:pPr>
-      <w:r>
-        <w:rPr>
-          <w:rFonts w:ascii="Arial" w:eastAsia="Arial" w:hAnsi="Arial" w:cs="Arial"/>
-        </w:rPr>
-        <w:t xml:space="preserve">- </w:t>
-      </w:r>
-      <w:r>
-        <w:rPr>
-          <w:rFonts w:ascii="Arial" w:eastAsia="Arial" w:hAnsi="Arial" w:cs="Arial"/>
-        </w:rPr>
-        <w:t>E</w:t>
-      </w:r>
-      <w:r>
-        <w:rPr>
-          <w:rFonts w:ascii="Arial" w:eastAsia="Arial" w:hAnsi="Arial" w:cs="Arial"/>
-        </w:rPr>
-        <w:t>va</w:t>
-      </w:r>
-      <w:r>
-        <w:rPr>
-          <w:rFonts w:ascii="Arial" w:eastAsia="Arial" w:hAnsi="Arial" w:cs="Arial"/>
-        </w:rPr>
-        <w:t xml:space="preserve"> (</w:t>
-      </w:r>
-      <w:r>
-        <w:rPr>
-          <w:rFonts w:ascii="Arial" w:eastAsia="Arial" w:hAnsi="Arial" w:cs="Arial"/>
-        </w:rPr>
-        <w:t>P</w:t>
-      </w:r>
-      <w:r>
-        <w:rPr>
-          <w:rFonts w:ascii="Arial" w:eastAsia="Arial" w:hAnsi="Arial" w:cs="Arial"/>
-        </w:rPr>
-        <w:t>reto,</w:t>
-      </w:r>
-      <w:r>
-        <w:rPr>
-          <w:rFonts w:ascii="Arial" w:eastAsia="Arial" w:hAnsi="Arial" w:cs="Arial"/>
-        </w:rPr>
-        <w:t xml:space="preserve"> </w:t>
-      </w:r>
-      <w:r>
-        <w:rPr>
-          <w:rFonts w:ascii="Arial" w:eastAsia="Arial" w:hAnsi="Arial" w:cs="Arial"/>
-        </w:rPr>
-        <w:t>Branca,</w:t>
-      </w:r>
-      <w:r>
-        <w:rPr>
-          <w:rFonts w:ascii="Arial" w:eastAsia="Arial" w:hAnsi="Arial" w:cs="Arial"/>
-        </w:rPr>
-        <w:t xml:space="preserve"> </w:t>
-      </w:r>
-      <w:r>
-        <w:rPr>
-          <w:rFonts w:ascii="Arial" w:eastAsia="Arial" w:hAnsi="Arial" w:cs="Arial"/>
-        </w:rPr>
-        <w:t>Vermelho</w:t>
-      </w:r>
-      <w:r>
-        <w:rPr>
-          <w:rFonts w:ascii="Arial" w:eastAsia="Arial" w:hAnsi="Arial" w:cs="Arial"/>
-        </w:rPr>
-        <w:t>)</w:t>
-      </w:r>
-    </w:p>
-    <w:p>
-      <w:pPr>
-        <w:pStyle w:val="PargrafodaLista"/>
-        <w:spacing w:after="0"/>
-        <w:rPr>
-          <w:rFonts w:ascii="Arial" w:eastAsia="Arial" w:hAnsi="Arial" w:cs="Arial"/>
-        </w:rPr>
-      </w:pPr>
-      <w:r>
-        <w:rPr>
-          <w:rFonts w:ascii="Arial" w:eastAsia="Arial" w:hAnsi="Arial" w:cs="Arial"/>
-        </w:rPr>
-        <w:t xml:space="preserve">- </w:t>
-      </w:r>
-      <w:r>
-        <w:rPr>
-          <w:rFonts w:ascii="Arial" w:eastAsia="Arial" w:hAnsi="Arial" w:cs="Arial"/>
-        </w:rPr>
-        <w:t>C</w:t>
-      </w:r>
-      <w:r>
-        <w:rPr>
-          <w:rFonts w:ascii="Arial" w:eastAsia="Arial" w:hAnsi="Arial" w:cs="Arial"/>
-        </w:rPr>
-        <w:t xml:space="preserve">ola </w:t>
-      </w:r>
-      <w:r>
-        <w:rPr>
-          <w:rFonts w:ascii="Arial" w:eastAsia="Arial" w:hAnsi="Arial" w:cs="Arial"/>
-        </w:rPr>
-        <w:t>Quente</w:t>
-      </w:r>
-      <w:r>
-        <w:rPr>
-          <w:rFonts w:ascii="Arial" w:eastAsia="Arial" w:hAnsi="Arial" w:cs="Arial"/>
-        </w:rPr>
-        <w:t xml:space="preserve"> (2 </w:t>
-      </w:r>
-      <w:r>
-        <w:rPr>
-          <w:rFonts w:ascii="Arial" w:eastAsia="Arial" w:hAnsi="Arial" w:cs="Arial"/>
-        </w:rPr>
-        <w:t>Tubos</w:t>
-      </w:r>
-      <w:r>
-        <w:rPr>
-          <w:rFonts w:ascii="Arial" w:eastAsia="Arial" w:hAnsi="Arial" w:cs="Arial"/>
-        </w:rPr>
-        <w:t>)</w:t>
-      </w:r>
-    </w:p>
-    <w:p>
-      <w:pPr>
-        <w:pStyle w:val="PargrafodaLista"/>
-        <w:spacing w:after="0"/>
-        <w:rPr>
-          <w:rFonts w:ascii="Arial" w:eastAsia="Arial" w:hAnsi="Arial" w:cs="Arial"/>
-        </w:rPr>
-      </w:pPr>
-      <w:r>
-        <w:rPr>
-          <w:rFonts w:ascii="Arial" w:eastAsia="Arial" w:hAnsi="Arial" w:cs="Arial"/>
-        </w:rPr>
-        <w:t xml:space="preserve">- </w:t>
-      </w:r>
-      <w:r>
-        <w:rPr>
-          <w:rFonts w:ascii="Arial" w:eastAsia="Arial" w:hAnsi="Arial" w:cs="Arial"/>
-        </w:rPr>
-        <w:t>P</w:t>
-      </w:r>
-      <w:r>
-        <w:rPr>
-          <w:rFonts w:ascii="Arial" w:eastAsia="Arial" w:hAnsi="Arial" w:cs="Arial"/>
-        </w:rPr>
-        <w:t xml:space="preserve">alito de </w:t>
-      </w:r>
-      <w:r>
-        <w:rPr>
-          <w:rFonts w:ascii="Arial" w:eastAsia="Arial" w:hAnsi="Arial" w:cs="Arial"/>
-        </w:rPr>
-        <w:t>Churrasco</w:t>
-      </w:r>
-      <w:r>
-        <w:rPr>
-          <w:rFonts w:ascii="Arial" w:eastAsia="Arial" w:hAnsi="Arial" w:cs="Arial"/>
-        </w:rPr>
-        <w:t xml:space="preserve"> </w:t>
-      </w:r>
-      <w:r>
-        <w:rPr>
-          <w:rFonts w:ascii="Arial" w:eastAsia="Arial" w:hAnsi="Arial" w:cs="Arial"/>
-        </w:rPr>
-        <w:t xml:space="preserve">(10 </w:t>
-      </w:r>
-      <w:r>
-        <w:rPr>
-          <w:rFonts w:ascii="Arial" w:eastAsia="Arial" w:hAnsi="Arial" w:cs="Arial"/>
-        </w:rPr>
-        <w:t>Unidades</w:t>
-      </w:r>
-      <w:r>
-        <w:rPr>
-          <w:rFonts w:ascii="Arial" w:eastAsia="Arial" w:hAnsi="Arial" w:cs="Arial"/>
-        </w:rPr>
-        <w:t>)</w:t>
-      </w:r>
-    </w:p>
-    <w:p>
-      <w:pPr>
-        <w:pStyle w:val="PargrafodaLista"/>
-        <w:spacing w:after="0"/>
-        <w:rPr>
-          <w:rFonts w:ascii="Arial" w:eastAsia="Arial" w:hAnsi="Arial" w:cs="Arial"/>
-        </w:rPr>
-      </w:pPr>
-      <w:r>
-        <w:rPr>
-          <w:rFonts w:ascii="Arial" w:eastAsia="Arial" w:hAnsi="Arial" w:cs="Arial"/>
-        </w:rPr>
-        <w:t xml:space="preserve">- </w:t>
-      </w:r>
-      <w:r>
-        <w:rPr>
-          <w:rFonts w:ascii="Arial" w:eastAsia="Arial" w:hAnsi="Arial" w:cs="Arial"/>
-        </w:rPr>
-        <w:t>B</w:t>
-      </w:r>
-      <w:r>
-        <w:rPr>
-          <w:rFonts w:ascii="Arial" w:eastAsia="Arial" w:hAnsi="Arial" w:cs="Arial"/>
-        </w:rPr>
-        <w:t>arbante</w:t>
-      </w:r>
-      <w:r>
-        <w:rPr>
-          <w:rFonts w:ascii="Arial" w:eastAsia="Arial" w:hAnsi="Arial" w:cs="Arial"/>
-        </w:rPr>
-        <w:t xml:space="preserve"> </w:t>
-      </w:r>
-      <w:r>
-        <w:rPr>
-          <w:rFonts w:ascii="Arial" w:eastAsia="Arial" w:hAnsi="Arial" w:cs="Arial"/>
-        </w:rPr>
-        <w:t xml:space="preserve">(1 </w:t>
-      </w:r>
-      <w:r>
-        <w:rPr>
-          <w:rFonts w:ascii="Arial" w:eastAsia="Arial" w:hAnsi="Arial" w:cs="Arial"/>
-        </w:rPr>
-        <w:t>U</w:t>
-      </w:r>
-      <w:r>
-        <w:rPr>
-          <w:rFonts w:ascii="Arial" w:eastAsia="Arial" w:hAnsi="Arial" w:cs="Arial"/>
-        </w:rPr>
-        <w:t>nidade</w:t>
-      </w:r>
-      <w:r>
-        <w:rPr>
-          <w:rFonts w:ascii="Arial" w:eastAsia="Arial" w:hAnsi="Arial" w:cs="Arial"/>
-        </w:rPr>
-        <w:t>)</w:t>
-      </w:r>
-    </w:p>
-    <w:p>
-      <w:pPr>
-        <w:pStyle w:val="PargrafodaLista"/>
-        <w:spacing w:after="0"/>
-        <w:rPr>
-          <w:rFonts w:ascii="Arial" w:eastAsia="Arial" w:hAnsi="Arial" w:cs="Arial"/>
-        </w:rPr>
-      </w:pPr>
-      <w:r>
-        <w:rPr>
-          <w:rFonts w:ascii="Arial" w:eastAsia="Arial" w:hAnsi="Arial" w:cs="Arial"/>
-        </w:rPr>
-        <w:t xml:space="preserve">- </w:t>
-      </w:r>
-      <w:r>
-        <w:rPr>
-          <w:rFonts w:ascii="Arial" w:eastAsia="Arial" w:hAnsi="Arial" w:cs="Arial"/>
-        </w:rPr>
-        <w:t>F</w:t>
-      </w:r>
-      <w:r>
-        <w:rPr>
-          <w:rFonts w:ascii="Arial" w:eastAsia="Arial" w:hAnsi="Arial" w:cs="Arial"/>
-        </w:rPr>
-        <w:t xml:space="preserve">olha </w:t>
-      </w:r>
-      <w:r>
-        <w:rPr>
-          <w:rFonts w:ascii="Arial" w:eastAsia="Arial" w:hAnsi="Arial" w:cs="Arial"/>
-        </w:rPr>
-        <w:t>Colorida</w:t>
-      </w:r>
-      <w:r>
-        <w:rPr>
-          <w:rFonts w:ascii="Arial" w:eastAsia="Arial" w:hAnsi="Arial" w:cs="Arial"/>
-        </w:rPr>
-        <w:t xml:space="preserve"> (</w:t>
-      </w:r>
-      <w:r>
-        <w:rPr>
-          <w:rFonts w:ascii="Arial" w:eastAsia="Arial" w:hAnsi="Arial" w:cs="Arial"/>
-        </w:rPr>
-        <w:t>V</w:t>
-      </w:r>
-      <w:r>
-        <w:rPr>
-          <w:rFonts w:ascii="Arial" w:eastAsia="Arial" w:hAnsi="Arial" w:cs="Arial"/>
-        </w:rPr>
-        <w:t>ermelho</w:t>
-      </w:r>
-      <w:r>
-        <w:rPr>
-          <w:rFonts w:ascii="Arial" w:eastAsia="Arial" w:hAnsi="Arial" w:cs="Arial"/>
-        </w:rPr>
-        <w:t>,</w:t>
-      </w:r>
-      <w:r>
-        <w:rPr>
-          <w:rFonts w:ascii="Arial" w:eastAsia="Arial" w:hAnsi="Arial" w:cs="Arial"/>
-        </w:rPr>
-        <w:t xml:space="preserve"> </w:t>
-      </w:r>
-      <w:r>
-        <w:rPr>
-          <w:rFonts w:ascii="Arial" w:eastAsia="Arial" w:hAnsi="Arial" w:cs="Arial"/>
-        </w:rPr>
-        <w:t>B</w:t>
-      </w:r>
-      <w:r>
-        <w:rPr>
-          <w:rFonts w:ascii="Arial" w:eastAsia="Arial" w:hAnsi="Arial" w:cs="Arial"/>
-        </w:rPr>
-        <w:t>ranca</w:t>
-      </w:r>
-      <w:r>
-        <w:rPr>
-          <w:rFonts w:ascii="Arial" w:eastAsia="Arial" w:hAnsi="Arial" w:cs="Arial"/>
-        </w:rPr>
-        <w:t>,</w:t>
-      </w:r>
-      <w:r>
-        <w:rPr>
-          <w:rFonts w:ascii="Arial" w:eastAsia="Arial" w:hAnsi="Arial" w:cs="Arial"/>
-        </w:rPr>
-        <w:t xml:space="preserve"> </w:t>
-      </w:r>
-      <w:r>
-        <w:rPr>
-          <w:rFonts w:ascii="Arial" w:eastAsia="Arial" w:hAnsi="Arial" w:cs="Arial"/>
-        </w:rPr>
-        <w:t>P</w:t>
-      </w:r>
-      <w:r>
-        <w:rPr>
-          <w:rFonts w:ascii="Arial" w:eastAsia="Arial" w:hAnsi="Arial" w:cs="Arial"/>
-        </w:rPr>
-        <w:t>reto</w:t>
-      </w:r>
-      <w:r>
-        <w:rPr>
-          <w:rFonts w:ascii="Arial" w:eastAsia="Arial" w:hAnsi="Arial" w:cs="Arial"/>
-        </w:rPr>
-        <w:t>,</w:t>
-      </w:r>
-      <w:r>
-        <w:rPr>
-          <w:rFonts w:ascii="Arial" w:eastAsia="Arial" w:hAnsi="Arial" w:cs="Arial"/>
-        </w:rPr>
-        <w:t xml:space="preserve"> </w:t>
-      </w:r>
-      <w:r>
-        <w:rPr>
-          <w:rFonts w:ascii="Arial" w:eastAsia="Arial" w:hAnsi="Arial" w:cs="Arial"/>
-        </w:rPr>
-        <w:t>L</w:t>
-      </w:r>
-      <w:r>
-        <w:rPr>
-          <w:rFonts w:ascii="Arial" w:eastAsia="Arial" w:hAnsi="Arial" w:cs="Arial"/>
-        </w:rPr>
-        <w:t>aranja</w:t>
-      </w:r>
-      <w:r>
-        <w:rPr>
-          <w:rFonts w:ascii="Arial" w:eastAsia="Arial" w:hAnsi="Arial" w:cs="Arial"/>
-        </w:rPr>
-        <w:t>,</w:t>
-      </w:r>
-      <w:r>
-        <w:rPr>
-          <w:rFonts w:ascii="Arial" w:eastAsia="Arial" w:hAnsi="Arial" w:cs="Arial"/>
-        </w:rPr>
-        <w:t xml:space="preserve"> </w:t>
-      </w:r>
-      <w:r>
-        <w:rPr>
-          <w:rFonts w:ascii="Arial" w:eastAsia="Arial" w:hAnsi="Arial" w:cs="Arial"/>
-        </w:rPr>
-        <w:t>C</w:t>
-      </w:r>
-      <w:r>
-        <w:rPr>
-          <w:rFonts w:ascii="Arial" w:eastAsia="Arial" w:hAnsi="Arial" w:cs="Arial"/>
-        </w:rPr>
-        <w:t>inza</w:t>
-      </w:r>
-      <w:r>
-        <w:rPr>
-          <w:rFonts w:ascii="Arial" w:eastAsia="Arial" w:hAnsi="Arial" w:cs="Arial"/>
-        </w:rPr>
-        <w:t>,</w:t>
-      </w:r>
-      <w:r>
-        <w:rPr>
-          <w:rFonts w:ascii="Arial" w:eastAsia="Arial" w:hAnsi="Arial" w:cs="Arial"/>
-        </w:rPr>
-        <w:t xml:space="preserve"> </w:t>
-      </w:r>
-      <w:r>
-        <w:rPr>
-          <w:rFonts w:ascii="Arial" w:eastAsia="Arial" w:hAnsi="Arial" w:cs="Arial"/>
-        </w:rPr>
-        <w:t>V</w:t>
-      </w:r>
-      <w:r>
-        <w:rPr>
-          <w:rFonts w:ascii="Arial" w:eastAsia="Arial" w:hAnsi="Arial" w:cs="Arial"/>
-        </w:rPr>
-        <w:t>erde</w:t>
-      </w:r>
-      <w:r>
-        <w:rPr>
-          <w:rFonts w:ascii="Arial" w:eastAsia="Arial" w:hAnsi="Arial" w:cs="Arial"/>
-        </w:rPr>
-        <w:t>,</w:t>
-      </w:r>
-      <w:r>
-        <w:rPr>
-          <w:rFonts w:ascii="Arial" w:eastAsia="Arial" w:hAnsi="Arial" w:cs="Arial"/>
-        </w:rPr>
-        <w:t xml:space="preserve"> </w:t>
-      </w:r>
-      <w:r>
-        <w:rPr>
-          <w:rFonts w:ascii="Arial" w:eastAsia="Arial" w:hAnsi="Arial" w:cs="Arial"/>
-        </w:rPr>
-        <w:t>A</w:t>
-      </w:r>
-      <w:r>
-        <w:rPr>
-          <w:rFonts w:ascii="Arial" w:eastAsia="Arial" w:hAnsi="Arial" w:cs="Arial"/>
-        </w:rPr>
-        <w:t>zul</w:t>
-      </w:r>
-      <w:r>
-        <w:rPr>
-          <w:rFonts w:ascii="Arial" w:eastAsia="Arial" w:hAnsi="Arial" w:cs="Arial"/>
-        </w:rPr>
-        <w:t>,</w:t>
-      </w:r>
-      <w:r>
-        <w:rPr>
-          <w:rFonts w:ascii="Arial" w:eastAsia="Arial" w:hAnsi="Arial" w:cs="Arial"/>
-        </w:rPr>
-        <w:t xml:space="preserve"> </w:t>
-      </w:r>
-      <w:r>
-        <w:rPr>
-          <w:rFonts w:ascii="Arial" w:eastAsia="Arial" w:hAnsi="Arial" w:cs="Arial"/>
-        </w:rPr>
-        <w:t>A</w:t>
-      </w:r>
-      <w:r>
-        <w:rPr>
-          <w:rFonts w:ascii="Arial" w:eastAsia="Arial" w:hAnsi="Arial" w:cs="Arial"/>
-        </w:rPr>
-        <w:t>marelo</w:t>
-      </w:r>
-      <w:r>
-        <w:rPr>
-          <w:rFonts w:ascii="Arial" w:eastAsia="Arial" w:hAnsi="Arial" w:cs="Arial"/>
-        </w:rPr>
-        <w:t>)</w:t>
-      </w:r>
-    </w:p>
-    <w:p>
-      <w:pPr>
-        <w:pStyle w:val="PargrafodaLista"/>
-        <w:spacing w:after="0"/>
-        <w:rPr>
-          <w:rFonts w:ascii="Arial" w:eastAsia="Arial" w:hAnsi="Arial" w:cs="Arial"/>
-        </w:rPr>
-      </w:pPr>
-      <w:r>
-        <w:rPr>
-          <w:rFonts w:ascii="Arial" w:eastAsia="Arial" w:hAnsi="Arial" w:cs="Arial"/>
-        </w:rPr>
-        <w:t xml:space="preserve">- </w:t>
-      </w:r>
-      <w:r>
-        <w:rPr>
-          <w:rFonts w:ascii="Arial" w:eastAsia="Arial" w:hAnsi="Arial" w:cs="Arial"/>
-        </w:rPr>
-        <w:t>C</w:t>
-      </w:r>
-      <w:r>
-        <w:rPr>
-          <w:rFonts w:ascii="Arial" w:eastAsia="Arial" w:hAnsi="Arial" w:cs="Arial"/>
-        </w:rPr>
-        <w:t>ola</w:t>
-      </w:r>
-      <w:r>
-        <w:rPr>
-          <w:rFonts w:ascii="Arial" w:eastAsia="Arial" w:hAnsi="Arial" w:cs="Arial"/>
-        </w:rPr>
-        <w:t xml:space="preserve"> </w:t>
-      </w:r>
-      <w:r>
-        <w:rPr>
-          <w:rFonts w:ascii="Arial" w:eastAsia="Arial" w:hAnsi="Arial" w:cs="Arial"/>
-        </w:rPr>
-        <w:t>Branca</w:t>
-      </w:r>
-      <w:r>
-        <w:rPr>
-          <w:rFonts w:ascii="Arial" w:eastAsia="Arial" w:hAnsi="Arial" w:cs="Arial"/>
-        </w:rPr>
-        <w:t xml:space="preserve"> </w:t>
-      </w:r>
-      <w:r>
-        <w:rPr>
-          <w:rFonts w:ascii="Arial" w:eastAsia="Arial" w:hAnsi="Arial" w:cs="Arial"/>
-        </w:rPr>
-        <w:t xml:space="preserve">(1 </w:t>
-      </w:r>
-      <w:r>
-        <w:rPr>
-          <w:rFonts w:ascii="Arial" w:eastAsia="Arial" w:hAnsi="Arial" w:cs="Arial"/>
-        </w:rPr>
-        <w:t>U</w:t>
-      </w:r>
-      <w:r>
-        <w:rPr>
-          <w:rFonts w:ascii="Arial" w:eastAsia="Arial" w:hAnsi="Arial" w:cs="Arial"/>
-        </w:rPr>
-        <w:t>nidade</w:t>
-      </w:r>
-      <w:r>
-        <w:rPr>
-          <w:rFonts w:ascii="Arial" w:eastAsia="Arial" w:hAnsi="Arial" w:cs="Arial"/>
-        </w:rPr>
-        <w:t>)</w:t>
-      </w:r>
-    </w:p>
-    <w:p>
-      <w:pPr>
-        <w:pStyle w:val="PargrafodaLista"/>
-        <w:spacing w:after="0"/>
-        <w:rPr>
-          <w:rFonts w:ascii="Arial" w:eastAsia="Arial" w:hAnsi="Arial" w:cs="Arial"/>
-        </w:rPr>
-      </w:pPr>
-      <w:r>
-        <w:rPr>
-          <w:rFonts w:ascii="Arial" w:eastAsia="Arial" w:hAnsi="Arial" w:cs="Arial"/>
-        </w:rPr>
-        <w:t xml:space="preserve">- </w:t>
-      </w:r>
-      <w:r>
-        <w:rPr>
-          <w:rFonts w:ascii="Arial" w:eastAsia="Arial" w:hAnsi="Arial" w:cs="Arial"/>
-        </w:rPr>
-        <w:t>P</w:t>
-      </w:r>
-      <w:r>
-        <w:rPr>
-          <w:rFonts w:ascii="Arial" w:eastAsia="Arial" w:hAnsi="Arial" w:cs="Arial"/>
-        </w:rPr>
-        <w:t>incéis</w:t>
-      </w:r>
-      <w:r>
-        <w:rPr>
-          <w:rFonts w:ascii="Arial" w:eastAsia="Arial" w:hAnsi="Arial" w:cs="Arial"/>
-        </w:rPr>
-        <w:t xml:space="preserve"> (4 </w:t>
-      </w:r>
-      <w:r>
-        <w:rPr>
-          <w:rFonts w:ascii="Arial" w:eastAsia="Arial" w:hAnsi="Arial" w:cs="Arial"/>
-        </w:rPr>
-        <w:t>U</w:t>
-      </w:r>
-      <w:r>
-        <w:rPr>
-          <w:rFonts w:ascii="Arial" w:eastAsia="Arial" w:hAnsi="Arial" w:cs="Arial"/>
-        </w:rPr>
-        <w:t>nidades</w:t>
-      </w:r>
-      <w:r>
-        <w:rPr>
-          <w:rFonts w:ascii="Arial" w:eastAsia="Arial" w:hAnsi="Arial" w:cs="Arial"/>
-        </w:rPr>
-        <w:t>)</w:t>
-      </w:r>
-      <w:r>
-        <w:rPr>
-          <w:rFonts w:ascii="Arial" w:eastAsia="Arial" w:hAnsi="Arial" w:cs="Arial"/>
-        </w:rPr>
-        <w:t>.</w:t>
-      </w:r>
-    </w:p>
-    <w:p>
-      <w:pPr>
-        <w:pStyle w:val="PargrafodaLista"/>
-        <w:spacing w:after="0"/>
-      </w:pPr>
-    </w:p>
-    <w:p>
-      <w:pPr>
-        <w:pStyle w:val="PargrafodaLista"/>
-        <w:spacing w:after="0"/>
-      </w:pPr>
+      </w:pPr>
+      <w:bookmarkStart w:id="0" w:name="_GoBack"/>
+      <w:bookmarkEnd w:id="0"/>
     </w:p>
     <w:sectPr>
       <w:pgSz w:w="11906" w:h="16838"/>
@@ -14674,7 +14951,7 @@
 </file>
 
 <file path=word/endnotes.xml><?xml version="1.0" encoding="utf-8"?>
-<w:endnotes xmlns:wpc="http://schemas.microsoft.com/office/word/2010/wordprocessingCanvas" xmlns:cx="http://schemas.microsoft.com/office/drawing/2014/chartex" xmlns:cx1="http://schemas.microsoft.com/office/drawing/2015/9/8/chartex" xmlns:cx2="http://schemas.microsoft.com/office/drawing/2015/10/21/chartex" xmlns:cx3="http://schemas.microsoft.com/office/drawing/2016/5/9/chartex" xmlns:cx4="http://schemas.microsoft.com/office/drawing/2016/5/10/chartex" xmlns:cx5="http://schemas.microsoft.com/office/drawing/2016/5/11/chartex" xmlns:cx6="http://schemas.microsoft.com/office/drawing/2016/5/12/chartex" xmlns:cx7="http://schemas.microsoft.com/office/drawing/2016/5/13/chartex" xmlns:cx8="http://schemas.microsoft.com/office/drawing/2016/5/14/chartex" xmlns:mc="http://schemas.openxmlformats.org/markup-compatibility/2006" xmlns:aink="http://schemas.microsoft.com/office/drawing/2016/ink" xmlns:am3d="http://schemas.microsoft.com/office/drawing/2017/model3d" xmlns:o="urn:schemas-microsoft-com:office:office" xmlns:oel="http://schemas.microsoft.com/office/2019/extlst" xmlns:r="http://schemas.openxmlformats.org/officeDocument/2006/relationships" xmlns:m="http://schemas.openxmlformats.org/officeDocument/2006/math" xmlns:v="urn:schemas-microsoft-com:vml" xmlns:wp14="http://schemas.microsoft.com/office/word/2010/wordprocessingDrawing" xmlns:wp="http://schemas.openxmlformats.org/drawingml/2006/wordprocessingDrawing" xmlns:w10="urn:schemas-microsoft-com:office:word" xmlns:w="http://schemas.openxmlformats.org/wordprocessingml/2006/main" xmlns:w14="http://schemas.microsoft.com/office/word/2010/wordml" xmlns:w15="http://schemas.microsoft.com/office/word/2012/wordml" xmlns:w16cex="http://schemas.microsoft.com/office/word/2018/wordml/cex" xmlns:w16cid="http://schemas.microsoft.com/office/word/2016/wordml/cid" xmlns:w16="http://schemas.microsoft.com/office/word/2018/wordml" xmlns:w16du="http://schemas.microsoft.com/office/word/2023/wordml/word16du" xmlns:w16sdtdh="http://schemas.microsoft.com/office/word/2020/wordml/sdtdatahash" xmlns:w16sdtfl="http://schemas.microsoft.com/office/word/2024/wordml/sdtformatlock" xmlns:w16se="http://schemas.microsoft.com/office/word/2015/wordml/symex" xmlns:wpg="http://schemas.microsoft.com/office/word/2010/wordprocessingGroup" xmlns:wpi="http://schemas.microsoft.com/office/word/2010/wordprocessingInk" xmlns:wne="http://schemas.microsoft.com/office/word/2006/wordml" xmlns:wps="http://schemas.microsoft.com/office/word/2010/wordprocessingShape" mc:Ignorable="w14 w15 w16se w16cid w16 w16cex w16sdtdh w16sdtfl w16du wp14">
+<w:endnotes xmlns:wpc="http://schemas.microsoft.com/office/word/2010/wordprocessingCanvas" xmlns:cx="http://schemas.microsoft.com/office/drawing/2014/chartex" xmlns:cx1="http://schemas.microsoft.com/office/drawing/2015/9/8/chartex" xmlns:cx2="http://schemas.microsoft.com/office/drawing/2015/10/21/chartex" xmlns:cx3="http://schemas.microsoft.com/office/drawing/2016/5/9/chartex" xmlns:cx4="http://schemas.microsoft.com/office/drawing/2016/5/10/chartex" xmlns:cx5="http://schemas.microsoft.com/office/drawing/2016/5/11/chartex" xmlns:cx6="http://schemas.microsoft.com/office/drawing/2016/5/12/chartex" xmlns:cx7="http://schemas.microsoft.com/office/drawing/2016/5/13/chartex" xmlns:cx8="http://schemas.microsoft.com/office/drawing/2016/5/14/chartex" xmlns:mc="http://schemas.openxmlformats.org/markup-compatibility/2006" xmlns:aink="http://schemas.microsoft.com/office/drawing/2016/ink" xmlns:am3d="http://schemas.microsoft.com/office/drawing/2017/model3d" xmlns:o="urn:schemas-microsoft-com:office:office" xmlns:r="http://schemas.openxmlformats.org/officeDocument/2006/relationships" xmlns:m="http://schemas.openxmlformats.org/officeDocument/2006/math" xmlns:v="urn:schemas-microsoft-com:vml" xmlns:wp14="http://schemas.microsoft.com/office/word/2010/wordprocessingDrawing" xmlns:wp="http://schemas.openxmlformats.org/drawingml/2006/wordprocessingDrawing" xmlns:w10="urn:schemas-microsoft-com:office:word" xmlns:w="http://schemas.openxmlformats.org/wordprocessingml/2006/main" xmlns:w14="http://schemas.microsoft.com/office/word/2010/wordml" xmlns:w15="http://schemas.microsoft.com/office/word/2012/wordml" xmlns:w16cid="http://schemas.microsoft.com/office/word/2016/wordml/cid" xmlns:w16se="http://schemas.microsoft.com/office/word/2015/wordml/symex" xmlns:wpg="http://schemas.microsoft.com/office/word/2010/wordprocessingGroup" xmlns:wpi="http://schemas.microsoft.com/office/word/2010/wordprocessingInk" xmlns:wne="http://schemas.microsoft.com/office/word/2006/wordml" xmlns:wps="http://schemas.microsoft.com/office/word/2010/wordprocessingShape" mc:Ignorable="w14 w15 w16se w16cid wp14">
   <w:endnote w:type="separator" w:id="-1">
     <w:p>
       <w:pPr>
@@ -14699,7 +14976,7 @@
 </file>
 
 <file path=word/footnotes.xml><?xml version="1.0" encoding="utf-8"?>
-<w:footnotes xmlns:wpc="http://schemas.microsoft.com/office/word/2010/wordprocessingCanvas" xmlns:cx="http://schemas.microsoft.com/office/drawing/2014/chartex" xmlns:cx1="http://schemas.microsoft.com/office/drawing/2015/9/8/chartex" xmlns:cx2="http://schemas.microsoft.com/office/drawing/2015/10/21/chartex" xmlns:cx3="http://schemas.microsoft.com/office/drawing/2016/5/9/chartex" xmlns:cx4="http://schemas.microsoft.com/office/drawing/2016/5/10/chartex" xmlns:cx5="http://schemas.microsoft.com/office/drawing/2016/5/11/chartex" xmlns:cx6="http://schemas.microsoft.com/office/drawing/2016/5/12/chartex" xmlns:cx7="http://schemas.microsoft.com/office/drawing/2016/5/13/chartex" xmlns:cx8="http://schemas.microsoft.com/office/drawing/2016/5/14/chartex" xmlns:mc="http://schemas.openxmlformats.org/markup-compatibility/2006" xmlns:aink="http://schemas.microsoft.com/office/drawing/2016/ink" xmlns:am3d="http://schemas.microsoft.com/office/drawing/2017/model3d" xmlns:o="urn:schemas-microsoft-com:office:office" xmlns:oel="http://schemas.microsoft.com/office/2019/extlst" xmlns:r="http://schemas.openxmlformats.org/officeDocument/2006/relationships" xmlns:m="http://schemas.openxmlformats.org/officeDocument/2006/math" xmlns:v="urn:schemas-microsoft-com:vml" xmlns:wp14="http://schemas.microsoft.com/office/word/2010/wordprocessingDrawing" xmlns:wp="http://schemas.openxmlformats.org/drawingml/2006/wordprocessingDrawing" xmlns:w10="urn:schemas-microsoft-com:office:word" xmlns:w="http://schemas.openxmlformats.org/wordprocessingml/2006/main" xmlns:w14="http://schemas.microsoft.com/office/word/2010/wordml" xmlns:w15="http://schemas.microsoft.com/office/word/2012/wordml" xmlns:w16cex="http://schemas.microsoft.com/office/word/2018/wordml/cex" xmlns:w16cid="http://schemas.microsoft.com/office/word/2016/wordml/cid" xmlns:w16="http://schemas.microsoft.com/office/word/2018/wordml" xmlns:w16du="http://schemas.microsoft.com/office/word/2023/wordml/word16du" xmlns:w16sdtdh="http://schemas.microsoft.com/office/word/2020/wordml/sdtdatahash" xmlns:w16sdtfl="http://schemas.microsoft.com/office/word/2024/wordml/sdtformatlock" xmlns:w16se="http://schemas.microsoft.com/office/word/2015/wordml/symex" xmlns:wpg="http://schemas.microsoft.com/office/word/2010/wordprocessingGroup" xmlns:wpi="http://schemas.microsoft.com/office/word/2010/wordprocessingInk" xmlns:wne="http://schemas.microsoft.com/office/word/2006/wordml" xmlns:wps="http://schemas.microsoft.com/office/word/2010/wordprocessingShape" mc:Ignorable="w14 w15 w16se w16cid w16 w16cex w16sdtdh w16sdtfl w16du wp14">
+<w:footnotes xmlns:wpc="http://schemas.microsoft.com/office/word/2010/wordprocessingCanvas" xmlns:cx="http://schemas.microsoft.com/office/drawing/2014/chartex" xmlns:cx1="http://schemas.microsoft.com/office/drawing/2015/9/8/chartex" xmlns:cx2="http://schemas.microsoft.com/office/drawing/2015/10/21/chartex" xmlns:cx3="http://schemas.microsoft.com/office/drawing/2016/5/9/chartex" xmlns:cx4="http://schemas.microsoft.com/office/drawing/2016/5/10/chartex" xmlns:cx5="http://schemas.microsoft.com/office/drawing/2016/5/11/chartex" xmlns:cx6="http://schemas.microsoft.com/office/drawing/2016/5/12/chartex" xmlns:cx7="http://schemas.microsoft.com/office/drawing/2016/5/13/chartex" xmlns:cx8="http://schemas.microsoft.com/office/drawing/2016/5/14/chartex" xmlns:mc="http://schemas.openxmlformats.org/markup-compatibility/2006" xmlns:aink="http://schemas.microsoft.com/office/drawing/2016/ink" xmlns:am3d="http://schemas.microsoft.com/office/drawing/2017/model3d" xmlns:o="urn:schemas-microsoft-com:office:office" xmlns:r="http://schemas.openxmlformats.org/officeDocument/2006/relationships" xmlns:m="http://schemas.openxmlformats.org/officeDocument/2006/math" xmlns:v="urn:schemas-microsoft-com:vml" xmlns:wp14="http://schemas.microsoft.com/office/word/2010/wordprocessingDrawing" xmlns:wp="http://schemas.openxmlformats.org/drawingml/2006/wordprocessingDrawing" xmlns:w10="urn:schemas-microsoft-com:office:word" xmlns:w="http://schemas.openxmlformats.org/wordprocessingml/2006/main" xmlns:w14="http://schemas.microsoft.com/office/word/2010/wordml" xmlns:w15="http://schemas.microsoft.com/office/word/2012/wordml" xmlns:w16cid="http://schemas.microsoft.com/office/word/2016/wordml/cid" xmlns:w16se="http://schemas.microsoft.com/office/word/2015/wordml/symex" xmlns:wpg="http://schemas.microsoft.com/office/word/2010/wordprocessingGroup" xmlns:wpi="http://schemas.microsoft.com/office/word/2010/wordprocessingInk" xmlns:wne="http://schemas.microsoft.com/office/word/2006/wordml" xmlns:wps="http://schemas.microsoft.com/office/word/2010/wordprocessingShape" mc:Ignorable="w14 w15 w16se w16cid wp14">
   <w:footnote w:type="separator" w:id="-1">
     <w:p>
       <w:pPr>
@@ -14724,7 +15001,7 @@
 </file>
 
 <file path=word/numbering.xml><?xml version="1.0" encoding="utf-8"?>
-<w:numbering xmlns:wpc="http://schemas.microsoft.com/office/word/2010/wordprocessingCanvas" xmlns:cx="http://schemas.microsoft.com/office/drawing/2014/chartex" xmlns:cx1="http://schemas.microsoft.com/office/drawing/2015/9/8/chartex" xmlns:cx2="http://schemas.microsoft.com/office/drawing/2015/10/21/chartex" xmlns:cx3="http://schemas.microsoft.com/office/drawing/2016/5/9/chartex" xmlns:cx4="http://schemas.microsoft.com/office/drawing/2016/5/10/chartex" xmlns:cx5="http://schemas.microsoft.com/office/drawing/2016/5/11/chartex" xmlns:cx6="http://schemas.microsoft.com/office/drawing/2016/5/12/chartex" xmlns:cx7="http://schemas.microsoft.com/office/drawing/2016/5/13/chartex" xmlns:cx8="http://schemas.microsoft.com/office/drawing/2016/5/14/chartex" xmlns:mc="http://schemas.openxmlformats.org/markup-compatibility/2006" xmlns:aink="http://schemas.microsoft.com/office/drawing/2016/ink" xmlns:am3d="http://schemas.microsoft.com/office/drawing/2017/model3d" xmlns:o="urn:schemas-microsoft-com:office:office" xmlns:oel="http://schemas.microsoft.com/office/2019/extlst" xmlns:r="http://schemas.openxmlformats.org/officeDocument/2006/relationships" xmlns:m="http://schemas.openxmlformats.org/officeDocument/2006/math" xmlns:v="urn:schemas-microsoft-com:vml" xmlns:wp14="http://schemas.microsoft.com/office/word/2010/wordprocessingDrawing" xmlns:wp="http://schemas.openxmlformats.org/drawingml/2006/wordprocessingDrawing" xmlns:w10="urn:schemas-microsoft-com:office:word" xmlns:w="http://schemas.openxmlformats.org/wordprocessingml/2006/main" xmlns:w14="http://schemas.microsoft.com/office/word/2010/wordml" xmlns:w15="http://schemas.microsoft.com/office/word/2012/wordml" xmlns:w16cex="http://schemas.microsoft.com/office/word/2018/wordml/cex" xmlns:w16cid="http://schemas.microsoft.com/office/word/2016/wordml/cid" xmlns:w16="http://schemas.microsoft.com/office/word/2018/wordml" xmlns:w16du="http://schemas.microsoft.com/office/word/2023/wordml/word16du" xmlns:w16sdtdh="http://schemas.microsoft.com/office/word/2020/wordml/sdtdatahash" xmlns:w16sdtfl="http://schemas.microsoft.com/office/word/2024/wordml/sdtformatlock" xmlns:w16se="http://schemas.microsoft.com/office/word/2015/wordml/symex" xmlns:wpg="http://schemas.microsoft.com/office/word/2010/wordprocessingGroup" xmlns:wpi="http://schemas.microsoft.com/office/word/2010/wordprocessingInk" xmlns:wne="http://schemas.microsoft.com/office/word/2006/wordml" xmlns:wps="http://schemas.microsoft.com/office/word/2010/wordprocessingShape" mc:Ignorable="w14 w15 w16se w16cid w16 w16cex w16sdtdh w16sdtfl w16du wp14">
+<w:numbering xmlns:wpc="http://schemas.microsoft.com/office/word/2010/wordprocessingCanvas" xmlns:cx="http://schemas.microsoft.com/office/drawing/2014/chartex" xmlns:cx1="http://schemas.microsoft.com/office/drawing/2015/9/8/chartex" xmlns:cx2="http://schemas.microsoft.com/office/drawing/2015/10/21/chartex" xmlns:cx3="http://schemas.microsoft.com/office/drawing/2016/5/9/chartex" xmlns:cx4="http://schemas.microsoft.com/office/drawing/2016/5/10/chartex" xmlns:cx5="http://schemas.microsoft.com/office/drawing/2016/5/11/chartex" xmlns:cx6="http://schemas.microsoft.com/office/drawing/2016/5/12/chartex" xmlns:cx7="http://schemas.microsoft.com/office/drawing/2016/5/13/chartex" xmlns:cx8="http://schemas.microsoft.com/office/drawing/2016/5/14/chartex" xmlns:mc="http://schemas.openxmlformats.org/markup-compatibility/2006" xmlns:aink="http://schemas.microsoft.com/office/drawing/2016/ink" xmlns:am3d="http://schemas.microsoft.com/office/drawing/2017/model3d" xmlns:o="urn:schemas-microsoft-com:office:office" xmlns:r="http://schemas.openxmlformats.org/officeDocument/2006/relationships" xmlns:m="http://schemas.openxmlformats.org/officeDocument/2006/math" xmlns:v="urn:schemas-microsoft-com:vml" xmlns:wp14="http://schemas.microsoft.com/office/word/2010/wordprocessingDrawing" xmlns:wp="http://schemas.openxmlformats.org/drawingml/2006/wordprocessingDrawing" xmlns:w10="urn:schemas-microsoft-com:office:word" xmlns:w="http://schemas.openxmlformats.org/wordprocessingml/2006/main" xmlns:w14="http://schemas.microsoft.com/office/word/2010/wordml" xmlns:w15="http://schemas.microsoft.com/office/word/2012/wordml" xmlns:w16cid="http://schemas.microsoft.com/office/word/2016/wordml/cid" xmlns:w16se="http://schemas.microsoft.com/office/word/2015/wordml/symex" xmlns:wpg="http://schemas.microsoft.com/office/word/2010/wordprocessingGroup" xmlns:wpi="http://schemas.microsoft.com/office/word/2010/wordprocessingInk" xmlns:wne="http://schemas.microsoft.com/office/word/2006/wordml" xmlns:wps="http://schemas.microsoft.com/office/word/2010/wordprocessingShape" mc:Ignorable="w14 w15 w16se w16cid wp14">
   <w:abstractNum w:abstractNumId="0" w15:restartNumberingAfterBreak="0">
     <w:nsid w:val="561F23B1"/>
     <w:multiLevelType w:val="multilevel"/>
@@ -14846,14 +15123,14 @@
       </w:rPr>
     </w:lvl>
   </w:abstractNum>
-  <w:num w:numId="1" w16cid:durableId="76443355">
+  <w:num w:numId="1">
     <w:abstractNumId w:val="0"/>
   </w:num>
 </w:numbering>
 </file>
 
 <file path=word/styles.xml><?xml version="1.0" encoding="utf-8"?>
-<w:styles xmlns:mc="http://schemas.openxmlformats.org/markup-compatibility/2006" xmlns:r="http://schemas.openxmlformats.org/officeDocument/2006/relationships" xmlns:w="http://schemas.openxmlformats.org/wordprocessingml/2006/main" xmlns:w14="http://schemas.microsoft.com/office/word/2010/wordml" xmlns:w15="http://schemas.microsoft.com/office/word/2012/wordml" xmlns:w16cex="http://schemas.microsoft.com/office/word/2018/wordml/cex" xmlns:w16cid="http://schemas.microsoft.com/office/word/2016/wordml/cid" xmlns:w16="http://schemas.microsoft.com/office/word/2018/wordml" xmlns:w16du="http://schemas.microsoft.com/office/word/2023/wordml/word16du" xmlns:w16sdtdh="http://schemas.microsoft.com/office/word/2020/wordml/sdtdatahash" xmlns:w16sdtfl="http://schemas.microsoft.com/office/word/2024/wordml/sdtformatlock" xmlns:w16se="http://schemas.microsoft.com/office/word/2015/wordml/symex" mc:Ignorable="w14 w15 w16se w16cid w16 w16cex w16sdtdh w16sdtfl w16du">
+<w:styles xmlns:mc="http://schemas.openxmlformats.org/markup-compatibility/2006" xmlns:r="http://schemas.openxmlformats.org/officeDocument/2006/relationships" xmlns:w="http://schemas.openxmlformats.org/wordprocessingml/2006/main" xmlns:w14="http://schemas.microsoft.com/office/word/2010/wordml" xmlns:w15="http://schemas.microsoft.com/office/word/2012/wordml" xmlns:w16cid="http://schemas.microsoft.com/office/word/2016/wordml/cid" xmlns:w16se="http://schemas.microsoft.com/office/word/2015/wordml/symex" mc:Ignorable="w14 w15 w16se w16cid">
   <w:docDefaults>
     <w:rPrDefault>
       <w:rPr>
@@ -14871,7 +15148,7 @@
       </w:pPr>
     </w:pPrDefault>
   </w:docDefaults>
-  <w:latentStyles w:defLockedState="0" w:defUIPriority="99" w:defSemiHidden="0" w:defUnhideWhenUsed="0" w:defQFormat="0" w:count="376">
+  <w:latentStyles w:defLockedState="0" w:defUIPriority="99" w:defSemiHidden="0" w:defUnhideWhenUsed="0" w:defQFormat="0" w:count="375">
     <w:lsdException w:name="Normal" w:uiPriority="0" w:qFormat="1"/>
     <w:lsdException w:name="heading 1" w:uiPriority="9" w:qFormat="1"/>
     <w:lsdException w:name="heading 2" w:semiHidden="1" w:uiPriority="9" w:unhideWhenUsed="1" w:qFormat="1"/>
@@ -15247,7 +15524,6 @@
     <w:lsdException w:name="Smart Hyperlink" w:semiHidden="1" w:unhideWhenUsed="1"/>
     <w:lsdException w:name="Hashtag" w:semiHidden="1" w:unhideWhenUsed="1"/>
     <w:lsdException w:name="Unresolved Mention" w:semiHidden="1" w:unhideWhenUsed="1"/>
-    <w:lsdException w:name="Smart Link" w:semiHidden="1" w:unhideWhenUsed="1"/>
   </w:latentStyles>
   <w:style w:type="paragraph" w:default="1" w:styleId="Normal">
     <w:name w:val="Normal"/>
